--- a/K_Walker_CV.docx
+++ b/K_Walker_CV.docx
@@ -4,72 +4,6 @@
   <w:body>
     <w:p>
       <w:pPr>
-        <w:spacing w:after="0" w:line="240" w:lineRule="auto"/>
-        <w:jc w:val="center"/>
-        <w:rPr>
-          <w:rFonts w:ascii="Arial Nova" w:hAnsi="Arial Nova" w:cstheme="majorBidi"/>
-          <w:b/>
-          <w:bCs/>
-          <w:sz w:val="28"/>
-          <w:szCs w:val="28"/>
-          <w:lang w:val="en-US"/>
-        </w:rPr>
-      </w:pPr>
-      <w:r>
-        <w:rPr>
-          <w:rFonts w:ascii="Arial Nova" w:hAnsi="Arial Nova" w:cstheme="majorBidi"/>
-          <w:b/>
-          <w:bCs/>
-          <w:sz w:val="28"/>
-          <w:szCs w:val="28"/>
-          <w:lang w:val="en-US"/>
-        </w:rPr>
-        <w:t>Kyran Walker</w:t>
-      </w:r>
-    </w:p>
-    <w:p>
-      <w:pPr>
-        <w:spacing w:after="0" w:line="240" w:lineRule="auto"/>
-        <w:jc w:val="center"/>
-        <w:rPr>
-          <w:rFonts w:ascii="Arial Nova" w:hAnsi="Arial Nova" w:cstheme="majorBidi"/>
-          <w:lang w:val="en-US"/>
-        </w:rPr>
-      </w:pPr>
-      <w:r>
-        <w:rPr>
-          <w:rFonts w:ascii="Arial Nova" w:hAnsi="Arial Nova" w:cstheme="majorBidi"/>
-          <w:lang w:val="en-US"/>
-        </w:rPr>
-        <w:t>kyranwalker94@hotmail.com</w:t>
-      </w:r>
-    </w:p>
-    <w:p>
-      <w:pPr>
-        <w:spacing w:after="0" w:line="240" w:lineRule="auto"/>
-        <w:jc w:val="center"/>
-        <w:rPr>
-          <w:rFonts w:ascii="Arial Nova" w:hAnsi="Arial Nova" w:cstheme="majorBidi"/>
-          <w:lang w:val="en-US"/>
-        </w:rPr>
-      </w:pPr>
-      <w:r>
-        <w:rPr>
-          <w:rFonts w:ascii="Arial Nova" w:hAnsi="Arial Nova" w:cstheme="majorBidi"/>
-          <w:lang w:val="en-US"/>
-        </w:rPr>
-        <w:t>07</w:t>
-      </w:r>
-      <w:r>
-        <w:rPr>
-          <w:rFonts w:ascii="Arial Nova" w:hAnsi="Arial Nova" w:cstheme="majorBidi"/>
-          <w:lang w:val="en-US"/>
-        </w:rPr>
-        <w:t>902563971</w:t>
-      </w:r>
-    </w:p>
-    <w:p>
-      <w:pPr>
         <w:pStyle w:val="Heading2"/>
         <w:rPr>
           <w:rFonts w:ascii="Arial Nova" w:hAnsi="Arial Nova"/>
@@ -108,7 +42,7 @@
           <w:rFonts w:ascii="Arial Nova" w:hAnsi="Arial Nova" w:cstheme="majorBidi"/>
         </w:rPr>
         <w:pict w14:anchorId="6132CEC6">
-          <v:rect id="_x0000_i1048" style="width:0;height:1.5pt" o:hralign="center" o:hrstd="t" o:hr="t" fillcolor="#a0a0a0" stroked="f"/>
+          <v:rect id="_x0000_i1026" style="width:0;height:1.5pt" o:hralign="center" o:hrstd="t" o:hr="t" fillcolor="#a0a0a0" stroked="f"/>
         </w:pict>
       </w:r>
     </w:p>
@@ -133,18 +67,57 @@
           <w:ilvl w:val="0"/>
           <w:numId w:val="7"/>
         </w:numPr>
+        <w:tabs>
+          <w:tab w:val="clear" w:pos="720"/>
+          <w:tab w:val="num" w:pos="426"/>
+        </w:tabs>
         <w:spacing w:after="0" w:line="240" w:lineRule="auto"/>
-        <w:rPr>
-          <w:rFonts w:ascii="Arial Nova" w:hAnsi="Arial Nova" w:cstheme="majorBidi"/>
-        </w:rPr>
-      </w:pPr>
-      <w:r>
-        <w:rPr>
-          <w:rFonts w:ascii="Arial Nova" w:hAnsi="Arial Nova" w:cstheme="majorBidi"/>
+        <w:ind w:hanging="578"/>
+      </w:pPr>
+      <w:r>
+        <w:rPr>
           <w:b/>
           <w:bCs/>
         </w:rPr>
-        <w:t>NVQ Level 3 Telecoms Operative</w:t>
+        <w:t>AC</w:t>
+      </w:r>
+      <w:r>
+        <w:rPr>
+          <w:b/>
+          <w:bCs/>
+        </w:rPr>
+        <w:t>C</w:t>
+      </w:r>
+      <w:r>
+        <w:rPr>
+          <w:b/>
+          <w:bCs/>
+        </w:rPr>
+        <w:t xml:space="preserve">A </w:t>
+      </w:r>
+      <w:r>
+        <w:t xml:space="preserve">9/13 </w:t>
+      </w:r>
+      <w:r>
+        <w:t xml:space="preserve">Exams </w:t>
+      </w:r>
+      <w:r>
+        <w:t>Completed</w:t>
+      </w:r>
+      <w:r>
+        <w:t>, 150 certified hours</w:t>
+      </w:r>
+      <w:r>
+        <w:t xml:space="preserve">, </w:t>
+      </w:r>
+      <w:r>
+        <w:rPr>
+          <w:i/>
+          <w:iCs/>
+          <w:sz w:val="20"/>
+          <w:szCs w:val="20"/>
+        </w:rPr>
+        <w:t>In progress</w:t>
       </w:r>
     </w:p>
     <w:p>
@@ -153,7 +126,12 @@
           <w:ilvl w:val="0"/>
           <w:numId w:val="7"/>
         </w:numPr>
+        <w:tabs>
+          <w:tab w:val="clear" w:pos="720"/>
+          <w:tab w:val="num" w:pos="426"/>
+        </w:tabs>
         <w:spacing w:after="0" w:line="240" w:lineRule="auto"/>
+        <w:ind w:hanging="578"/>
         <w:rPr>
           <w:rFonts w:ascii="Arial Nova" w:hAnsi="Arial Nova" w:cstheme="majorBidi"/>
         </w:rPr>
@@ -164,45 +142,19 @@
           <w:b/>
           <w:bCs/>
         </w:rPr>
-        <w:t xml:space="preserve">ICAEW </w:t>
-      </w:r>
-      <w:r>
-        <w:rPr>
-          <w:rFonts w:ascii="Arial Nova" w:hAnsi="Arial Nova" w:cstheme="majorBidi"/>
-          <w:b/>
-          <w:bCs/>
-        </w:rPr>
-        <w:t xml:space="preserve">ACA </w:t>
-      </w:r>
-      <w:r>
-        <w:rPr>
-          <w:rFonts w:ascii="Arial Nova" w:hAnsi="Arial Nova" w:cstheme="majorBidi"/>
-        </w:rPr>
-        <w:t>(</w:t>
-      </w:r>
-      <w:r>
-        <w:rPr>
-          <w:rFonts w:ascii="Arial Nova" w:hAnsi="Arial Nova" w:cstheme="majorBidi"/>
-        </w:rPr>
-        <w:t xml:space="preserve">3 </w:t>
-      </w:r>
-      <w:r>
-        <w:rPr>
-          <w:rFonts w:ascii="Arial Nova" w:hAnsi="Arial Nova" w:cstheme="majorBidi"/>
-        </w:rPr>
-        <w:t>Certificate</w:t>
-      </w:r>
-      <w:r>
-        <w:rPr>
-          <w:rFonts w:ascii="Arial Nova" w:hAnsi="Arial Nova" w:cstheme="majorBidi"/>
-        </w:rPr>
-        <w:t xml:space="preserve"> Level Exams Completed</w:t>
-      </w:r>
-      <w:r>
-        <w:rPr>
-          <w:rFonts w:ascii="Arial Nova" w:hAnsi="Arial Nova" w:cstheme="majorBidi"/>
-        </w:rPr>
-        <w:t>)</w:t>
+        <w:t>BSc (Hons) Accounting and Finance</w:t>
+      </w:r>
+      <w:r>
+        <w:rPr>
+          <w:rFonts w:ascii="Arial Nova" w:hAnsi="Arial Nova" w:cstheme="majorBidi"/>
+        </w:rPr>
+        <w:t>, University of Brighton</w:t>
+      </w:r>
+      <w:r>
+        <w:rPr>
+          <w:rFonts w:ascii="Arial Nova" w:hAnsi="Arial Nova" w:cstheme="majorBidi"/>
+        </w:rPr>
+        <w:t xml:space="preserve"> (2:1)</w:t>
       </w:r>
     </w:p>
     <w:p>
@@ -211,7 +163,12 @@
           <w:ilvl w:val="0"/>
           <w:numId w:val="7"/>
         </w:numPr>
+        <w:tabs>
+          <w:tab w:val="clear" w:pos="720"/>
+          <w:tab w:val="num" w:pos="426"/>
+        </w:tabs>
         <w:spacing w:after="0" w:line="240" w:lineRule="auto"/>
+        <w:ind w:hanging="578"/>
         <w:rPr>
           <w:rFonts w:ascii="Arial Nova" w:hAnsi="Arial Nova" w:cstheme="majorBidi"/>
         </w:rPr>
@@ -222,19 +179,7 @@
           <w:b/>
           <w:bCs/>
         </w:rPr>
-        <w:t>BSc (Hons) Accounting and Finance</w:t>
-      </w:r>
-      <w:r>
-        <w:rPr>
-          <w:rFonts w:ascii="Arial Nova" w:hAnsi="Arial Nova" w:cstheme="majorBidi"/>
-        </w:rPr>
-        <w:t>, University of Brighton</w:t>
-      </w:r>
-      <w:r>
-        <w:rPr>
-          <w:rFonts w:ascii="Arial Nova" w:hAnsi="Arial Nova" w:cstheme="majorBidi"/>
-        </w:rPr>
-        <w:t xml:space="preserve"> (2:1)</w:t>
+        <w:t>NVQ Level 3 Telecoms Operative</w:t>
       </w:r>
     </w:p>
     <w:p>
@@ -243,7 +188,12 @@
           <w:ilvl w:val="0"/>
           <w:numId w:val="7"/>
         </w:numPr>
+        <w:tabs>
+          <w:tab w:val="clear" w:pos="720"/>
+          <w:tab w:val="num" w:pos="426"/>
+        </w:tabs>
         <w:spacing w:after="0" w:line="240" w:lineRule="auto"/>
+        <w:ind w:hanging="578"/>
         <w:rPr>
           <w:rFonts w:ascii="Arial Nova" w:hAnsi="Arial Nova" w:cstheme="majorBidi"/>
         </w:rPr>
@@ -275,21 +225,12 @@
           <w:rFonts w:ascii="Arial Nova" w:hAnsi="Arial Nova" w:cstheme="majorBidi"/>
         </w:rPr>
         <w:pict w14:anchorId="753374DE">
-          <v:rect id="_x0000_i1049" style="width:0;height:1.5pt" o:hralign="center" o:bullet="t" o:hrstd="t" o:hr="t" fillcolor="#a0a0a0" stroked="f"/>
+          <v:rect id="_x0000_i1027" style="width:0;height:1.5pt" o:hralign="center" o:bullet="t" o:hrstd="t" o:hr="t" fillcolor="#a0a0a0" stroked="f"/>
         </w:pict>
       </w:r>
     </w:p>
     <w:p>
       <w:pPr>
-        <w:spacing w:after="0" w:line="240" w:lineRule="auto"/>
-        <w:rPr>
-          <w:rFonts w:ascii="Arial Nova" w:hAnsi="Arial Nova" w:cstheme="majorBidi"/>
-          <w:lang w:val="en-US"/>
-        </w:rPr>
-      </w:pPr>
-    </w:p>
-    <w:p>
-      <w:pPr>
         <w:pStyle w:val="Heading2"/>
         <w:rPr>
           <w:rFonts w:ascii="Arial Nova" w:hAnsi="Arial Nova"/>
@@ -304,13 +245,8 @@
     </w:p>
     <w:p>
       <w:pPr>
-        <w:rPr>
-          <w:rFonts w:ascii="Arial Nova" w:hAnsi="Arial Nova" w:cstheme="majorBidi"/>
-          <w:i/>
-          <w:iCs/>
-        </w:rPr>
-      </w:pPr>
-      <w:r>
+        <w:spacing w:after="0"/>
+        <w:ind w:hanging="142"/>
         <w:rPr>
           <w:rFonts w:ascii="Arial Nova" w:hAnsi="Arial Nova" w:cstheme="majorBidi"/>
           <w:b/>
@@ -318,115 +254,38 @@
           <w:sz w:val="26"/>
           <w:szCs w:val="26"/>
         </w:rPr>
-        <w:t xml:space="preserve">Openreach, </w:t>
-      </w:r>
+      </w:pPr>
       <w:r>
         <w:rPr>
           <w:rFonts w:ascii="Arial Nova" w:hAnsi="Arial Nova" w:cstheme="majorBidi"/>
           <w:b/>
           <w:bCs/>
-          <w:i/>
-          <w:iCs/>
           <w:sz w:val="26"/>
           <w:szCs w:val="26"/>
         </w:rPr>
-        <w:t>Milton Keynes</w:t>
-      </w:r>
-      <w:r>
-        <w:rPr>
-          <w:rFonts w:ascii="Arial Nova" w:hAnsi="Arial Nova" w:cstheme="majorBidi"/>
-          <w:b/>
-          <w:bCs/>
-          <w:i/>
-          <w:iCs/>
-          <w:sz w:val="26"/>
-          <w:szCs w:val="26"/>
-        </w:rPr>
-        <w:t xml:space="preserve"> / </w:t>
-      </w:r>
-      <w:r>
-        <w:rPr>
-          <w:rFonts w:ascii="Arial Nova" w:hAnsi="Arial Nova" w:cstheme="majorBidi"/>
-          <w:b/>
-          <w:bCs/>
-          <w:i/>
-          <w:iCs/>
-          <w:sz w:val="26"/>
-          <w:szCs w:val="26"/>
-        </w:rPr>
-        <w:t>4.5</w:t>
-      </w:r>
-      <w:r>
-        <w:rPr>
-          <w:rFonts w:ascii="Arial Nova" w:hAnsi="Arial Nova" w:cstheme="majorBidi"/>
-          <w:b/>
-          <w:bCs/>
-          <w:i/>
-          <w:iCs/>
-          <w:sz w:val="26"/>
-          <w:szCs w:val="26"/>
-        </w:rPr>
-        <w:t xml:space="preserve"> years</w:t>
-      </w:r>
-      <w:r>
-        <w:rPr>
-          <w:rFonts w:ascii="Arial Nova" w:hAnsi="Arial Nova" w:cstheme="majorBidi"/>
-        </w:rPr>
-        <w:br/>
-      </w:r>
-      <w:r>
-        <w:rPr>
-          <w:rFonts w:ascii="Arial Nova" w:hAnsi="Arial Nova" w:cstheme="majorBidi"/>
-          <w:i/>
-          <w:iCs/>
-        </w:rPr>
-        <w:t xml:space="preserve">Data </w:t>
-      </w:r>
-      <w:r>
-        <w:rPr>
-          <w:rFonts w:ascii="Arial Nova" w:hAnsi="Arial Nova" w:cstheme="majorBidi"/>
-          <w:i/>
-          <w:iCs/>
-        </w:rPr>
-        <w:t xml:space="preserve">Analysis </w:t>
-      </w:r>
-      <w:r>
-        <w:rPr>
-          <w:rFonts w:ascii="Arial Nova" w:hAnsi="Arial Nova" w:cstheme="majorBidi"/>
-          <w:i/>
-          <w:iCs/>
-        </w:rPr>
-        <w:t>Project Lead</w:t>
-      </w:r>
-      <w:r>
-        <w:rPr>
-          <w:rFonts w:ascii="Arial Nova" w:hAnsi="Arial Nova" w:cstheme="majorBidi"/>
+        <w:t>Self-Employment, Remote, Hailsham / 6 months</w:t>
+      </w:r>
+    </w:p>
+    <w:p>
+      <w:r>
+        <w:rPr>
+          <w:i/>
+          <w:iCs/>
+        </w:rPr>
+        <w:t>Freelance Bookkeeper &amp; Multi-Service Contractor</w:t>
+      </w:r>
+      <w:r>
+        <w:rPr>
+          <w:i/>
+          <w:iCs/>
         </w:rPr>
         <w:t xml:space="preserve"> - </w:t>
       </w:r>
       <w:r>
-        <w:rPr>
-          <w:rFonts w:ascii="Arial Nova" w:hAnsi="Arial Nova" w:cstheme="majorBidi"/>
-          <w:i/>
-          <w:iCs/>
-        </w:rPr>
-        <w:t xml:space="preserve">January 2025 – </w:t>
-      </w:r>
-      <w:r>
-        <w:rPr>
-          <w:rFonts w:ascii="Arial Nova" w:hAnsi="Arial Nova" w:cstheme="majorBidi"/>
-          <w:i/>
-          <w:iCs/>
-        </w:rPr>
-        <w:t>November</w:t>
-      </w:r>
-      <w:r>
-        <w:rPr>
-          <w:rFonts w:ascii="Arial Nova" w:hAnsi="Arial Nova" w:cstheme="majorBidi"/>
-          <w:i/>
-          <w:iCs/>
-        </w:rPr>
-        <w:t xml:space="preserve"> 2025</w:t>
+        <w:t>November 2025 - Presen</w:t>
+      </w:r>
+      <w:r>
+        <w:t>t</w:t>
       </w:r>
     </w:p>
     <w:p>
@@ -445,7 +304,7 @@
         <w:rPr>
           <w:rFonts w:ascii="Arial Nova" w:hAnsi="Arial Nova" w:cstheme="majorBidi"/>
         </w:rPr>
-        <w:t>Developed tools and processes for allocation and data reporting, improving operational efficiency and accuracy.</w:t>
+        <w:t>Providing remote bookkeeping and self assessment services to individuals and small businesses on a project basis, with a focus on accuracy, Xero, and clean financial records.</w:t>
       </w:r>
     </w:p>
     <w:p>
@@ -464,7 +323,7 @@
         <w:rPr>
           <w:rFonts w:ascii="Arial Nova" w:hAnsi="Arial Nova" w:cstheme="majorBidi"/>
         </w:rPr>
-        <w:t>Managed delayed order administration and coordination to ensure timely delivery of customer installations.</w:t>
+        <w:t>Operating a multi-service sole trader business covering bookkeeping &amp; finance, home &amp; property, tech &amp; connectivity, and web design, serving clients locally in East Sussex and remotely.</w:t>
       </w:r>
     </w:p>
     <w:p>
@@ -483,44 +342,135 @@
         <w:rPr>
           <w:rFonts w:ascii="Arial Nova" w:hAnsi="Arial Nova" w:cstheme="majorBidi"/>
         </w:rPr>
-        <w:t>Streamlined workflows and implemented solutions to optimise FTTP deployment and maintenance procedures.</w:t>
-      </w:r>
-    </w:p>
-    <w:p>
-      <w:pPr>
-        <w:rPr>
-          <w:rFonts w:ascii="Arial Nova" w:hAnsi="Arial Nova" w:cstheme="majorBidi"/>
-          <w:i/>
-          <w:iCs/>
-        </w:rPr>
-      </w:pPr>
-      <w:r>
-        <w:rPr>
-          <w:rFonts w:ascii="Arial Nova" w:hAnsi="Arial Nova" w:cstheme="majorBidi"/>
-          <w:i/>
-          <w:iCs/>
-        </w:rPr>
-        <w:t>Apprentice to Advanced FTTP Engineer</w:t>
-      </w:r>
-      <w:r>
-        <w:rPr>
-          <w:rFonts w:ascii="Arial Nova" w:hAnsi="Arial Nova" w:cstheme="majorBidi"/>
-        </w:rPr>
-        <w:t xml:space="preserve"> </w:t>
-      </w:r>
-      <w:r>
-        <w:rPr>
-          <w:rFonts w:ascii="Arial Nova" w:hAnsi="Arial Nova" w:cstheme="majorBidi"/>
-        </w:rPr>
-        <w:t xml:space="preserve">- </w:t>
-      </w:r>
-      <w:r>
-        <w:rPr>
-          <w:rFonts w:ascii="Arial Nova" w:hAnsi="Arial Nova" w:cstheme="majorBidi"/>
-          <w:i/>
-          <w:iCs/>
-        </w:rPr>
-        <w:t>June 2021 – December 2024</w:t>
+        <w:t>Managing own self assessment, invoicing, and business administration throughout.</w:t>
+      </w:r>
+    </w:p>
+    <w:p>
+      <w:pPr>
+        <w:ind w:hanging="142"/>
+        <w:rPr>
+          <w:rFonts w:ascii="Arial Nova" w:hAnsi="Arial Nova" w:cstheme="majorBidi"/>
+          <w:i/>
+          <w:iCs/>
+        </w:rPr>
+      </w:pPr>
+      <w:r>
+        <w:rPr>
+          <w:rFonts w:ascii="Arial Nova" w:hAnsi="Arial Nova" w:cstheme="majorBidi"/>
+          <w:b/>
+          <w:bCs/>
+          <w:sz w:val="26"/>
+          <w:szCs w:val="26"/>
+        </w:rPr>
+        <w:t xml:space="preserve">Openreach, </w:t>
+      </w:r>
+      <w:r>
+        <w:rPr>
+          <w:rFonts w:ascii="Arial Nova" w:hAnsi="Arial Nova" w:cstheme="majorBidi"/>
+          <w:b/>
+          <w:bCs/>
+          <w:i/>
+          <w:iCs/>
+          <w:sz w:val="26"/>
+          <w:szCs w:val="26"/>
+        </w:rPr>
+        <w:t>Milton Keynes</w:t>
+      </w:r>
+      <w:r>
+        <w:rPr>
+          <w:rFonts w:ascii="Arial Nova" w:hAnsi="Arial Nova" w:cstheme="majorBidi"/>
+          <w:b/>
+          <w:bCs/>
+          <w:i/>
+          <w:iCs/>
+          <w:sz w:val="26"/>
+          <w:szCs w:val="26"/>
+        </w:rPr>
+        <w:t xml:space="preserve"> / </w:t>
+      </w:r>
+      <w:r>
+        <w:rPr>
+          <w:rFonts w:ascii="Arial Nova" w:hAnsi="Arial Nova" w:cstheme="majorBidi"/>
+          <w:b/>
+          <w:bCs/>
+          <w:i/>
+          <w:iCs/>
+          <w:sz w:val="26"/>
+          <w:szCs w:val="26"/>
+        </w:rPr>
+        <w:t>4.5</w:t>
+      </w:r>
+      <w:r>
+        <w:rPr>
+          <w:rFonts w:ascii="Arial Nova" w:hAnsi="Arial Nova" w:cstheme="majorBidi"/>
+          <w:b/>
+          <w:bCs/>
+          <w:i/>
+          <w:iCs/>
+          <w:sz w:val="26"/>
+          <w:szCs w:val="26"/>
+        </w:rPr>
+        <w:t xml:space="preserve"> years</w:t>
+      </w:r>
+      <w:r>
+        <w:rPr>
+          <w:rFonts w:ascii="Arial Nova" w:hAnsi="Arial Nova" w:cstheme="majorBidi"/>
+        </w:rPr>
+        <w:br/>
+      </w:r>
+      <w:r>
+        <w:rPr>
+          <w:rFonts w:ascii="Arial Nova" w:hAnsi="Arial Nova" w:cstheme="majorBidi"/>
+          <w:i/>
+          <w:iCs/>
+        </w:rPr>
+        <w:t xml:space="preserve">Data </w:t>
+      </w:r>
+      <w:r>
+        <w:rPr>
+          <w:rFonts w:ascii="Arial Nova" w:hAnsi="Arial Nova" w:cstheme="majorBidi"/>
+          <w:i/>
+          <w:iCs/>
+        </w:rPr>
+        <w:t xml:space="preserve">Analysis </w:t>
+      </w:r>
+      <w:r>
+        <w:rPr>
+          <w:rFonts w:ascii="Arial Nova" w:hAnsi="Arial Nova" w:cstheme="majorBidi"/>
+          <w:i/>
+          <w:iCs/>
+        </w:rPr>
+        <w:t>Project Lead</w:t>
+      </w:r>
+      <w:r>
+        <w:rPr>
+          <w:rFonts w:ascii="Arial Nova" w:hAnsi="Arial Nova" w:cstheme="majorBidi"/>
+        </w:rPr>
+        <w:t xml:space="preserve"> - </w:t>
+      </w:r>
+      <w:r>
+        <w:rPr>
+          <w:rFonts w:ascii="Arial Nova" w:hAnsi="Arial Nova" w:cstheme="majorBidi"/>
+          <w:i/>
+          <w:iCs/>
+        </w:rPr>
+        <w:t xml:space="preserve">January 2025 – </w:t>
+      </w:r>
+      <w:r>
+        <w:rPr>
+          <w:rFonts w:ascii="Arial Nova" w:hAnsi="Arial Nova" w:cstheme="majorBidi"/>
+          <w:i/>
+          <w:iCs/>
+        </w:rPr>
+        <w:t>November</w:t>
+      </w:r>
+      <w:r>
+        <w:rPr>
+          <w:rFonts w:ascii="Arial Nova" w:hAnsi="Arial Nova" w:cstheme="majorBidi"/>
+          <w:i/>
+          <w:iCs/>
+        </w:rPr>
+        <w:t xml:space="preserve"> 2025</w:t>
       </w:r>
     </w:p>
     <w:p>
@@ -539,7 +489,7 @@
         <w:rPr>
           <w:rFonts w:ascii="Arial Nova" w:hAnsi="Arial Nova" w:cstheme="majorBidi"/>
         </w:rPr>
-        <w:t>Conducted fibre-to-the-premises (FTTP) installations, ensuring reliable high-speed connectivity for customers.</w:t>
+        <w:t>Developed tools and processes for allocation and data reporting, improving operational efficiency and accuracy.</w:t>
       </w:r>
     </w:p>
     <w:p>
@@ -558,111 +508,7 @@
         <w:rPr>
           <w:rFonts w:ascii="Arial Nova" w:hAnsi="Arial Nova" w:cstheme="majorBidi"/>
         </w:rPr>
-        <w:t>Demonstrated excellent; Customer Service, Technical Troubleshooting &amp; Team Leadership</w:t>
-      </w:r>
-    </w:p>
-    <w:p>
-      <w:pPr>
-        <w:spacing w:before="240"/>
-        <w:rPr>
-          <w:rFonts w:ascii="Arial Nova" w:hAnsi="Arial Nova" w:cstheme="majorBidi"/>
-          <w:i/>
-          <w:iCs/>
-        </w:rPr>
-      </w:pPr>
-      <w:r>
-        <w:rPr>
-          <w:rFonts w:ascii="Arial Nova" w:hAnsi="Arial Nova" w:cstheme="majorBidi"/>
-          <w:b/>
-          <w:bCs/>
-          <w:sz w:val="26"/>
-          <w:szCs w:val="26"/>
-        </w:rPr>
-        <w:t>Mockford Blinds,</w:t>
-      </w:r>
-      <w:r>
-        <w:rPr>
-          <w:rFonts w:ascii="Arial Nova" w:hAnsi="Arial Nova" w:cstheme="majorBidi"/>
-          <w:b/>
-          <w:bCs/>
-          <w:i/>
-          <w:iCs/>
-          <w:sz w:val="26"/>
-          <w:szCs w:val="26"/>
-        </w:rPr>
-        <w:t xml:space="preserve"> Eastbourne</w:t>
-      </w:r>
-      <w:r>
-        <w:rPr>
-          <w:rFonts w:ascii="Arial Nova" w:hAnsi="Arial Nova" w:cstheme="majorBidi"/>
-          <w:b/>
-          <w:bCs/>
-          <w:i/>
-          <w:iCs/>
-          <w:sz w:val="26"/>
-          <w:szCs w:val="26"/>
-        </w:rPr>
-        <w:t xml:space="preserve"> / 1 year</w:t>
-      </w:r>
-      <w:r>
-        <w:rPr>
-          <w:rFonts w:ascii="Arial Nova" w:hAnsi="Arial Nova" w:cstheme="majorBidi"/>
-        </w:rPr>
-        <w:br/>
-      </w:r>
-      <w:r>
-        <w:rPr>
-          <w:rFonts w:ascii="Arial Nova" w:hAnsi="Arial Nova" w:cstheme="majorBidi"/>
-          <w:i/>
-          <w:iCs/>
-        </w:rPr>
-        <w:t>Bookkeeper</w:t>
-      </w:r>
-      <w:r>
-        <w:rPr>
-          <w:rFonts w:ascii="Arial Nova" w:hAnsi="Arial Nova" w:cstheme="majorBidi"/>
-          <w:i/>
-          <w:iCs/>
-        </w:rPr>
-        <w:t xml:space="preserve"> &amp; Business Partner</w:t>
-      </w:r>
-      <w:r>
-        <w:rPr>
-          <w:rFonts w:ascii="Arial Nova" w:hAnsi="Arial Nova" w:cstheme="majorBidi"/>
-        </w:rPr>
-        <w:t xml:space="preserve"> - </w:t>
-      </w:r>
-      <w:r>
-        <w:rPr>
-          <w:rFonts w:ascii="Arial Nova" w:hAnsi="Arial Nova" w:cstheme="majorBidi"/>
-          <w:i/>
-          <w:iCs/>
-        </w:rPr>
-        <w:t>March</w:t>
-      </w:r>
-      <w:r>
-        <w:rPr>
-          <w:rFonts w:ascii="Arial Nova" w:hAnsi="Arial Nova" w:cstheme="majorBidi"/>
-          <w:i/>
-          <w:iCs/>
-        </w:rPr>
-        <w:t xml:space="preserve"> 2020 – </w:t>
-      </w:r>
-      <w:r>
-        <w:rPr>
-          <w:rFonts w:ascii="Arial Nova" w:hAnsi="Arial Nova" w:cstheme="majorBidi"/>
-          <w:i/>
-          <w:iCs/>
-        </w:rPr>
-        <w:t>May</w:t>
-      </w:r>
-      <w:r>
-        <w:rPr>
-          <w:rFonts w:ascii="Arial Nova" w:hAnsi="Arial Nova" w:cstheme="majorBidi"/>
-          <w:i/>
-          <w:iCs/>
-        </w:rPr>
-        <w:t xml:space="preserve"> 2021</w:t>
+        <w:t>Managed delayed order administration and coordination to ensure timely delivery of customer installations.</w:t>
       </w:r>
     </w:p>
     <w:p>
@@ -681,7 +527,44 @@
         <w:rPr>
           <w:rFonts w:ascii="Arial Nova" w:hAnsi="Arial Nova" w:cstheme="majorBidi"/>
         </w:rPr>
-        <w:t>Managed financial transactions and produced monthly management accounts using Xero.</w:t>
+        <w:t>Streamlined workflows and implemented solutions to optimise FTTP deployment and maintenance procedures.</w:t>
+      </w:r>
+    </w:p>
+    <w:p>
+      <w:pPr>
+        <w:rPr>
+          <w:rFonts w:ascii="Arial Nova" w:hAnsi="Arial Nova" w:cstheme="majorBidi"/>
+          <w:i/>
+          <w:iCs/>
+        </w:rPr>
+      </w:pPr>
+      <w:r>
+        <w:rPr>
+          <w:rFonts w:ascii="Arial Nova" w:hAnsi="Arial Nova" w:cstheme="majorBidi"/>
+          <w:i/>
+          <w:iCs/>
+        </w:rPr>
+        <w:t>Apprentice to Advanced FTTP Engineer</w:t>
+      </w:r>
+      <w:r>
+        <w:rPr>
+          <w:rFonts w:ascii="Arial Nova" w:hAnsi="Arial Nova" w:cstheme="majorBidi"/>
+        </w:rPr>
+        <w:t xml:space="preserve"> </w:t>
+      </w:r>
+      <w:r>
+        <w:rPr>
+          <w:rFonts w:ascii="Arial Nova" w:hAnsi="Arial Nova" w:cstheme="majorBidi"/>
+        </w:rPr>
+        <w:t xml:space="preserve">- </w:t>
+      </w:r>
+      <w:r>
+        <w:rPr>
+          <w:rFonts w:ascii="Arial Nova" w:hAnsi="Arial Nova" w:cstheme="majorBidi"/>
+          <w:i/>
+          <w:iCs/>
+        </w:rPr>
+        <w:t>June 2021 – December 2024</w:t>
       </w:r>
     </w:p>
     <w:p>
@@ -700,99 +583,7 @@
         <w:rPr>
           <w:rFonts w:ascii="Arial Nova" w:hAnsi="Arial Nova" w:cstheme="majorBidi"/>
         </w:rPr>
-        <w:t>Designed and launched a company website, contributing to £70,000 in sales within nine months.</w:t>
-      </w:r>
-    </w:p>
-    <w:p>
-      <w:pPr>
-        <w:rPr>
-          <w:rFonts w:ascii="Arial Nova" w:hAnsi="Arial Nova" w:cstheme="majorBidi"/>
-        </w:rPr>
-      </w:pPr>
-    </w:p>
-    <w:p>
-      <w:pPr>
-        <w:rPr>
-          <w:rFonts w:ascii="Arial Nova" w:hAnsi="Arial Nova" w:cstheme="majorBidi"/>
-        </w:rPr>
-      </w:pPr>
-    </w:p>
-    <w:p>
-      <w:pPr>
-        <w:rPr>
-          <w:rFonts w:ascii="Arial Nova" w:hAnsi="Arial Nova" w:cstheme="majorBidi"/>
-        </w:rPr>
-      </w:pPr>
-    </w:p>
-    <w:p>
-      <w:pPr>
-        <w:rPr>
-          <w:rFonts w:ascii="Arial Nova" w:hAnsi="Arial Nova" w:cstheme="majorBidi"/>
-          <w:i/>
-          <w:iCs/>
-        </w:rPr>
-      </w:pPr>
-      <w:r>
-        <w:rPr>
-          <w:rFonts w:ascii="Arial Nova" w:hAnsi="Arial Nova" w:cstheme="majorBidi"/>
-          <w:b/>
-          <w:bCs/>
-          <w:sz w:val="26"/>
-          <w:szCs w:val="26"/>
-        </w:rPr>
-        <w:t xml:space="preserve">Plummer Parsons, </w:t>
-      </w:r>
-      <w:r>
-        <w:rPr>
-          <w:rFonts w:ascii="Arial Nova" w:hAnsi="Arial Nova" w:cstheme="majorBidi"/>
-          <w:b/>
-          <w:bCs/>
-          <w:i/>
-          <w:iCs/>
-          <w:sz w:val="26"/>
-          <w:szCs w:val="26"/>
-        </w:rPr>
-        <w:t>Eastbourne</w:t>
-      </w:r>
-      <w:r>
-        <w:rPr>
-          <w:rFonts w:ascii="Arial Nova" w:hAnsi="Arial Nova" w:cstheme="majorBidi"/>
-          <w:b/>
-          <w:bCs/>
-          <w:i/>
-          <w:iCs/>
-          <w:sz w:val="26"/>
-          <w:szCs w:val="26"/>
-        </w:rPr>
-        <w:t xml:space="preserve"> / 1.5 years</w:t>
-      </w:r>
-      <w:r>
-        <w:rPr>
-          <w:rFonts w:ascii="Arial Nova" w:hAnsi="Arial Nova" w:cstheme="majorBidi"/>
-        </w:rPr>
-        <w:br/>
-      </w:r>
-      <w:r>
-        <w:rPr>
-          <w:rFonts w:ascii="Arial Nova" w:hAnsi="Arial Nova" w:cstheme="majorBidi"/>
-          <w:i/>
-          <w:iCs/>
-        </w:rPr>
-        <w:t>Junior Accountant</w:t>
-      </w:r>
-      <w:r>
-        <w:rPr>
-          <w:rFonts w:ascii="Arial Nova" w:hAnsi="Arial Nova" w:cstheme="majorBidi"/>
-        </w:rPr>
-        <w:t xml:space="preserve"> - </w:t>
-      </w:r>
-      <w:r>
-        <w:rPr>
-          <w:rFonts w:ascii="Arial Nova" w:hAnsi="Arial Nova" w:cstheme="majorBidi"/>
-          <w:i/>
-          <w:iCs/>
-        </w:rPr>
-        <w:t>July 2018 – January 2020</w:t>
+        <w:t>Conducted fibre-to-the-premises (FTTP) installations, ensuring reliable high-speed connectivity for customers.</w:t>
       </w:r>
     </w:p>
     <w:p>
@@ -811,7 +602,125 @@
         <w:rPr>
           <w:rFonts w:ascii="Arial Nova" w:hAnsi="Arial Nova" w:cstheme="majorBidi"/>
         </w:rPr>
-        <w:t>Produced and filed VAT &amp; Corporation Tax Returns for a variety of clients.</w:t>
+        <w:t>Demonstrated excellent; Customer Service, Technical Troubleshooting &amp; Team Leadership</w:t>
+      </w:r>
+    </w:p>
+    <w:p>
+      <w:pPr>
+        <w:spacing w:after="0"/>
+        <w:ind w:hanging="142"/>
+        <w:rPr>
+          <w:rFonts w:ascii="Arial Nova" w:hAnsi="Arial Nova" w:cstheme="majorBidi"/>
+          <w:b/>
+          <w:bCs/>
+          <w:sz w:val="16"/>
+          <w:szCs w:val="16"/>
+        </w:rPr>
+      </w:pPr>
+    </w:p>
+    <w:p>
+      <w:pPr>
+        <w:spacing w:before="240"/>
+        <w:ind w:hanging="142"/>
+        <w:rPr>
+          <w:rFonts w:ascii="Arial Nova" w:hAnsi="Arial Nova" w:cstheme="majorBidi"/>
+          <w:i/>
+          <w:iCs/>
+        </w:rPr>
+      </w:pPr>
+      <w:r>
+        <w:rPr>
+          <w:rFonts w:ascii="Arial Nova" w:hAnsi="Arial Nova" w:cstheme="majorBidi"/>
+          <w:b/>
+          <w:bCs/>
+          <w:sz w:val="26"/>
+          <w:szCs w:val="26"/>
+        </w:rPr>
+        <w:t>Mockford Blinds,</w:t>
+      </w:r>
+      <w:r>
+        <w:rPr>
+          <w:rFonts w:ascii="Arial Nova" w:hAnsi="Arial Nova" w:cstheme="majorBidi"/>
+          <w:b/>
+          <w:bCs/>
+          <w:i/>
+          <w:iCs/>
+          <w:sz w:val="26"/>
+          <w:szCs w:val="26"/>
+        </w:rPr>
+        <w:t xml:space="preserve"> Eastbourne</w:t>
+      </w:r>
+      <w:r>
+        <w:rPr>
+          <w:rFonts w:ascii="Arial Nova" w:hAnsi="Arial Nova" w:cstheme="majorBidi"/>
+          <w:b/>
+          <w:bCs/>
+          <w:i/>
+          <w:iCs/>
+          <w:sz w:val="26"/>
+          <w:szCs w:val="26"/>
+        </w:rPr>
+        <w:t xml:space="preserve"> / 1 year</w:t>
+      </w:r>
+      <w:r>
+        <w:rPr>
+          <w:rFonts w:ascii="Arial Nova" w:hAnsi="Arial Nova" w:cstheme="majorBidi"/>
+        </w:rPr>
+        <w:br/>
+      </w:r>
+      <w:r>
+        <w:rPr>
+          <w:rFonts w:ascii="Arial Nova" w:hAnsi="Arial Nova" w:cstheme="majorBidi"/>
+          <w:i/>
+          <w:iCs/>
+        </w:rPr>
+        <w:t>Bookkeeper</w:t>
+      </w:r>
+      <w:r>
+        <w:rPr>
+          <w:rFonts w:ascii="Arial Nova" w:hAnsi="Arial Nova" w:cstheme="majorBidi"/>
+          <w:i/>
+          <w:iCs/>
+        </w:rPr>
+        <w:t xml:space="preserve"> &amp; Business Partner</w:t>
+      </w:r>
+      <w:r>
+        <w:rPr>
+          <w:rFonts w:ascii="Arial Nova" w:hAnsi="Arial Nova" w:cstheme="majorBidi"/>
+        </w:rPr>
+        <w:t xml:space="preserve"> - </w:t>
+      </w:r>
+      <w:r>
+        <w:rPr>
+          <w:rFonts w:ascii="Arial Nova" w:hAnsi="Arial Nova" w:cstheme="majorBidi"/>
+          <w:i/>
+          <w:iCs/>
+        </w:rPr>
+        <w:t>March</w:t>
+      </w:r>
+      <w:r>
+        <w:rPr>
+          <w:rFonts w:ascii="Arial Nova" w:hAnsi="Arial Nova" w:cstheme="majorBidi"/>
+          <w:i/>
+          <w:iCs/>
+        </w:rPr>
+        <w:t xml:space="preserve"> 2020 – </w:t>
+      </w:r>
+      <w:r>
+        <w:rPr>
+          <w:rFonts w:ascii="Arial Nova" w:hAnsi="Arial Nova" w:cstheme="majorBidi"/>
+          <w:i/>
+          <w:iCs/>
+        </w:rPr>
+        <w:t>May</w:t>
+      </w:r>
+      <w:r>
+        <w:rPr>
+          <w:rFonts w:ascii="Arial Nova" w:hAnsi="Arial Nova" w:cstheme="majorBidi"/>
+          <w:i/>
+          <w:iCs/>
+        </w:rPr>
+        <w:t xml:space="preserve"> 2021</w:t>
       </w:r>
     </w:p>
     <w:p>
@@ -830,7 +739,7 @@
         <w:rPr>
           <w:rFonts w:ascii="Arial Nova" w:hAnsi="Arial Nova" w:cstheme="majorBidi"/>
         </w:rPr>
-        <w:t>Independently compiled statutory accounts for a range of SMEs, posting the clients records into accounting software through careful coding and year end reconciliation processes.</w:t>
+        <w:t>Managed financial transactions and produced monthly management accounts using Xero.</w:t>
       </w:r>
     </w:p>
     <w:p>
@@ -849,7 +758,79 @@
         <w:rPr>
           <w:rFonts w:ascii="Arial Nova" w:hAnsi="Arial Nova" w:cstheme="majorBidi"/>
         </w:rPr>
-        <w:t>Produced monthly, quarterly, and other ad hoc management account reports.</w:t>
+        <w:t>Designed and launched a company website, contributing to £70,000 in sales within nine months.</w:t>
+      </w:r>
+    </w:p>
+    <w:p>
+      <w:pPr>
+        <w:ind w:hanging="142"/>
+        <w:rPr>
+          <w:rFonts w:ascii="Arial Nova" w:hAnsi="Arial Nova" w:cstheme="majorBidi"/>
+          <w:i/>
+          <w:iCs/>
+        </w:rPr>
+      </w:pPr>
+      <w:r>
+        <w:rPr>
+          <w:rFonts w:ascii="Arial Nova" w:hAnsi="Arial Nova" w:cstheme="majorBidi"/>
+          <w:b/>
+          <w:bCs/>
+          <w:sz w:val="26"/>
+          <w:szCs w:val="26"/>
+        </w:rPr>
+        <w:t xml:space="preserve">Plummer Parsons, </w:t>
+      </w:r>
+      <w:r>
+        <w:rPr>
+          <w:rFonts w:ascii="Arial Nova" w:hAnsi="Arial Nova" w:cstheme="majorBidi"/>
+          <w:b/>
+          <w:bCs/>
+          <w:i/>
+          <w:iCs/>
+          <w:sz w:val="26"/>
+          <w:szCs w:val="26"/>
+        </w:rPr>
+        <w:t>Eastbourne</w:t>
+      </w:r>
+      <w:r>
+        <w:rPr>
+          <w:rFonts w:ascii="Arial Nova" w:hAnsi="Arial Nova" w:cstheme="majorBidi"/>
+          <w:b/>
+          <w:bCs/>
+          <w:i/>
+          <w:iCs/>
+          <w:sz w:val="26"/>
+          <w:szCs w:val="26"/>
+        </w:rPr>
+        <w:t xml:space="preserve"> / 1.5 years</w:t>
+      </w:r>
+      <w:r>
+        <w:rPr>
+          <w:rFonts w:ascii="Arial Nova" w:hAnsi="Arial Nova" w:cstheme="majorBidi"/>
+        </w:rPr>
+        <w:br/>
+      </w:r>
+      <w:r>
+        <w:rPr>
+          <w:rFonts w:ascii="Arial Nova" w:hAnsi="Arial Nova" w:cstheme="majorBidi"/>
+          <w:i/>
+          <w:iCs/>
+        </w:rPr>
+        <w:t>Junior Accountant</w:t>
+      </w:r>
+      <w:r>
+        <w:rPr>
+          <w:rFonts w:ascii="Arial Nova" w:hAnsi="Arial Nova" w:cstheme="majorBidi"/>
+        </w:rPr>
+        <w:t xml:space="preserve"> - </w:t>
+      </w:r>
+      <w:r>
+        <w:rPr>
+          <w:rFonts w:ascii="Arial Nova" w:hAnsi="Arial Nova" w:cstheme="majorBidi"/>
+          <w:i/>
+          <w:iCs/>
+        </w:rPr>
+        <w:t>July 2018 – January 2020</w:t>
       </w:r>
     </w:p>
     <w:p>
@@ -868,7 +849,7 @@
         <w:rPr>
           <w:rFonts w:ascii="Arial Nova" w:hAnsi="Arial Nova" w:cstheme="majorBidi"/>
         </w:rPr>
-        <w:t>Participated in the Audit of Limited Companies which included stock-taking, sales and purchase ledger tests and interviews of accounts staff on site visits to multiple clients around the UK.</w:t>
+        <w:t>Produced and filed VAT &amp; Corporation Tax Returns for a variety of clients.</w:t>
       </w:r>
     </w:p>
     <w:p>
@@ -887,127 +868,7 @@
         <w:rPr>
           <w:rFonts w:ascii="Arial Nova" w:hAnsi="Arial Nova" w:cstheme="majorBidi"/>
         </w:rPr>
-        <w:t>Lead contact for some VAT clients with whom I developed a strong working relationship.</w:t>
-      </w:r>
-    </w:p>
-    <w:p>
-      <w:pPr>
-        <w:spacing w:before="240"/>
-        <w:rPr>
-          <w:rFonts w:ascii="Arial Nova" w:hAnsi="Arial Nova" w:cstheme="majorBidi"/>
-          <w:i/>
-          <w:iCs/>
-        </w:rPr>
-      </w:pPr>
-      <w:r>
-        <w:rPr>
-          <w:rFonts w:ascii="Arial Nova" w:hAnsi="Arial Nova" w:cstheme="majorBidi"/>
-          <w:b/>
-          <w:bCs/>
-          <w:sz w:val="26"/>
-          <w:szCs w:val="26"/>
-        </w:rPr>
-        <w:t xml:space="preserve">Wynter Recruitment, </w:t>
-      </w:r>
-      <w:r>
-        <w:rPr>
-          <w:rFonts w:ascii="Arial Nova" w:hAnsi="Arial Nova" w:cstheme="majorBidi"/>
-          <w:b/>
-          <w:bCs/>
-          <w:i/>
-          <w:iCs/>
-          <w:sz w:val="26"/>
-          <w:szCs w:val="26"/>
-        </w:rPr>
-        <w:t>New Zealand</w:t>
-      </w:r>
-      <w:r>
-        <w:rPr>
-          <w:rFonts w:ascii="Arial Nova" w:hAnsi="Arial Nova" w:cstheme="majorBidi"/>
-          <w:b/>
-          <w:bCs/>
-          <w:i/>
-          <w:iCs/>
-          <w:sz w:val="26"/>
-          <w:szCs w:val="26"/>
-        </w:rPr>
-        <w:t xml:space="preserve"> / 1 year</w:t>
-      </w:r>
-      <w:r>
-        <w:rPr>
-          <w:rFonts w:ascii="Arial Nova" w:hAnsi="Arial Nova" w:cstheme="majorBidi"/>
-        </w:rPr>
-        <w:br/>
-      </w:r>
-      <w:r>
-        <w:rPr>
-          <w:rFonts w:ascii="Arial Nova" w:hAnsi="Arial Nova" w:cstheme="majorBidi"/>
-          <w:i/>
-          <w:iCs/>
-        </w:rPr>
-        <w:t>Associate Recruitment Partner</w:t>
-      </w:r>
-      <w:r>
-        <w:rPr>
-          <w:rFonts w:ascii="Arial Nova" w:hAnsi="Arial Nova" w:cstheme="majorBidi"/>
-          <w:i/>
-          <w:iCs/>
-        </w:rPr>
-        <w:t xml:space="preserve"> </w:t>
-      </w:r>
-      <w:r>
-        <w:rPr>
-          <w:rFonts w:ascii="Arial Nova" w:hAnsi="Arial Nova" w:cstheme="majorBidi"/>
-        </w:rPr>
-        <w:t xml:space="preserve">- </w:t>
-      </w:r>
-      <w:r>
-        <w:rPr>
-          <w:rFonts w:ascii="Arial Nova" w:hAnsi="Arial Nova" w:cstheme="majorBidi"/>
-          <w:i/>
-          <w:iCs/>
-        </w:rPr>
-        <w:t xml:space="preserve">September </w:t>
-      </w:r>
-      <w:r>
-        <w:rPr>
-          <w:rFonts w:ascii="Arial Nova" w:hAnsi="Arial Nova" w:cstheme="majorBidi"/>
-          <w:i/>
-          <w:iCs/>
-        </w:rPr>
-        <w:t xml:space="preserve">2017 – </w:t>
-      </w:r>
-      <w:r>
-        <w:rPr>
-          <w:rFonts w:ascii="Arial Nova" w:hAnsi="Arial Nova" w:cstheme="majorBidi"/>
-          <w:i/>
-          <w:iCs/>
-        </w:rPr>
-        <w:t>Ma</w:t>
-      </w:r>
-      <w:r>
-        <w:rPr>
-          <w:rFonts w:ascii="Arial Nova" w:hAnsi="Arial Nova" w:cstheme="majorBidi"/>
-          <w:i/>
-          <w:iCs/>
-        </w:rPr>
-        <w:t>rch</w:t>
-      </w:r>
-      <w:r>
-        <w:rPr>
-          <w:rFonts w:ascii="Arial Nova" w:hAnsi="Arial Nova" w:cstheme="majorBidi"/>
-          <w:i/>
-          <w:iCs/>
-        </w:rPr>
-        <w:t xml:space="preserve"> </w:t>
-      </w:r>
-      <w:r>
-        <w:rPr>
-          <w:rFonts w:ascii="Arial Nova" w:hAnsi="Arial Nova" w:cstheme="majorBidi"/>
-          <w:i/>
-          <w:iCs/>
-        </w:rPr>
-        <w:t>2018</w:t>
+        <w:t>Independently compiled statutory accounts for a range of SMEs, posting the clients records into accounting software through careful coding and year end reconciliation processes.</w:t>
       </w:r>
     </w:p>
     <w:p>
@@ -1026,7 +887,7 @@
         <w:rPr>
           <w:rFonts w:ascii="Arial Nova" w:hAnsi="Arial Nova" w:cstheme="majorBidi"/>
         </w:rPr>
-        <w:t>Managed financial transactions and produced monthly management accounts using Xero.</w:t>
+        <w:t>Produced monthly, quarterly, and other ad hoc management account reports.</w:t>
       </w:r>
     </w:p>
     <w:p>
@@ -1045,7 +906,7 @@
         <w:rPr>
           <w:rFonts w:ascii="Arial Nova" w:hAnsi="Arial Nova" w:cstheme="majorBidi"/>
         </w:rPr>
-        <w:t>Helped to establish the Accountancy &amp; Finance desk for the business.</w:t>
+        <w:t>Participated in the Audit of Limited Companies which included stock-taking, sales and purchase ledger tests and interviews of accounts staff on site visits to multiple clients around the UK.</w:t>
       </w:r>
     </w:p>
     <w:p>
@@ -1064,12 +925,13 @@
         <w:rPr>
           <w:rFonts w:ascii="Arial Nova" w:hAnsi="Arial Nova" w:cstheme="majorBidi"/>
         </w:rPr>
-        <w:t>Created and maintained relationships with clients.</w:t>
+        <w:t>Lead contact for some VAT clients with whom I developed a strong working relationship.</w:t>
       </w:r>
     </w:p>
     <w:p>
       <w:pPr>
         <w:spacing w:before="240"/>
+        <w:ind w:hanging="142"/>
         <w:rPr>
           <w:rFonts w:ascii="Arial Nova" w:hAnsi="Arial Nova" w:cstheme="majorBidi"/>
           <w:i/>
@@ -1084,7 +946,7 @@
           <w:sz w:val="26"/>
           <w:szCs w:val="26"/>
         </w:rPr>
-        <w:t xml:space="preserve">Eastbourne Motoring Centre, </w:t>
+        <w:t xml:space="preserve">Wynter Recruitment, </w:t>
       </w:r>
       <w:r>
         <w:rPr>
@@ -1096,7 +958,7 @@
           <w:sz w:val="26"/>
           <w:szCs w:val="26"/>
         </w:rPr>
-        <w:t>Eastbourne</w:t>
+        <w:t>New Zealand</w:t>
       </w:r>
       <w:r>
         <w:rPr>
@@ -1108,31 +970,7 @@
           <w:sz w:val="26"/>
           <w:szCs w:val="26"/>
         </w:rPr>
-        <w:t xml:space="preserve"> / </w:t>
-      </w:r>
-      <w:r>
-        <w:rPr>
-          <w:rFonts w:ascii="Arial Nova" w:hAnsi="Arial Nova" w:cstheme="majorBidi"/>
-          <w:b/>
-          <w:bCs/>
-          <w:i/>
-          <w:iCs/>
-          <w:sz w:val="26"/>
-          <w:szCs w:val="26"/>
-        </w:rPr>
-        <w:t>1</w:t>
-      </w:r>
-      <w:r>
-        <w:rPr>
-          <w:rFonts w:ascii="Arial Nova" w:hAnsi="Arial Nova" w:cstheme="majorBidi"/>
-          <w:b/>
-          <w:bCs/>
-          <w:i/>
-          <w:iCs/>
-          <w:sz w:val="26"/>
-          <w:szCs w:val="26"/>
-        </w:rPr>
-        <w:t xml:space="preserve"> year</w:t>
+        <w:t xml:space="preserve"> / 1 year</w:t>
       </w:r>
       <w:r>
         <w:rPr>
@@ -1146,69 +984,69 @@
           <w:i/>
           <w:iCs/>
         </w:rPr>
-        <w:t xml:space="preserve">Sales &amp; </w:t>
-      </w:r>
-      <w:r>
-        <w:rPr>
-          <w:rFonts w:ascii="Arial Nova" w:hAnsi="Arial Nova" w:cstheme="majorBidi"/>
-          <w:i/>
-          <w:iCs/>
-        </w:rPr>
-        <w:t>Purchase Ledger Clerk</w:t>
-      </w:r>
-      <w:r>
-        <w:rPr>
-          <w:rFonts w:ascii="Arial Nova" w:hAnsi="Arial Nova" w:cstheme="majorBidi"/>
-        </w:rPr>
-        <w:t xml:space="preserve"> - </w:t>
-      </w:r>
-      <w:r>
-        <w:rPr>
-          <w:rFonts w:ascii="Arial Nova" w:hAnsi="Arial Nova" w:cstheme="majorBidi"/>
-          <w:i/>
-          <w:iCs/>
-        </w:rPr>
-        <w:t>September</w:t>
-      </w:r>
-      <w:r>
-        <w:rPr>
-          <w:rFonts w:ascii="Arial Nova" w:hAnsi="Arial Nova" w:cstheme="majorBidi"/>
-          <w:i/>
-          <w:iCs/>
-        </w:rPr>
-        <w:t xml:space="preserve"> 201</w:t>
-      </w:r>
-      <w:r>
-        <w:rPr>
-          <w:rFonts w:ascii="Arial Nova" w:hAnsi="Arial Nova" w:cstheme="majorBidi"/>
-          <w:i/>
-          <w:iCs/>
-        </w:rPr>
-        <w:t>5</w:t>
-      </w:r>
-      <w:r>
-        <w:rPr>
-          <w:rFonts w:ascii="Arial Nova" w:hAnsi="Arial Nova" w:cstheme="majorBidi"/>
-          <w:i/>
-          <w:iCs/>
-        </w:rPr>
-        <w:t xml:space="preserve"> – </w:t>
-      </w:r>
-      <w:r>
-        <w:rPr>
-          <w:rFonts w:ascii="Arial Nova" w:hAnsi="Arial Nova" w:cstheme="majorBidi"/>
-          <w:i/>
-          <w:iCs/>
-        </w:rPr>
-        <w:t>January</w:t>
-      </w:r>
-      <w:r>
-        <w:rPr>
-          <w:rFonts w:ascii="Arial Nova" w:hAnsi="Arial Nova" w:cstheme="majorBidi"/>
-          <w:i/>
-          <w:iCs/>
-        </w:rPr>
-        <w:t xml:space="preserve"> 2017</w:t>
+        <w:t>Associate Recruitment Partner</w:t>
+      </w:r>
+      <w:r>
+        <w:rPr>
+          <w:rFonts w:ascii="Arial Nova" w:hAnsi="Arial Nova" w:cstheme="majorBidi"/>
+          <w:i/>
+          <w:iCs/>
+        </w:rPr>
+        <w:t xml:space="preserve"> </w:t>
+      </w:r>
+      <w:r>
+        <w:rPr>
+          <w:rFonts w:ascii="Arial Nova" w:hAnsi="Arial Nova" w:cstheme="majorBidi"/>
+        </w:rPr>
+        <w:t xml:space="preserve">- </w:t>
+      </w:r>
+      <w:r>
+        <w:rPr>
+          <w:rFonts w:ascii="Arial Nova" w:hAnsi="Arial Nova" w:cstheme="majorBidi"/>
+          <w:i/>
+          <w:iCs/>
+        </w:rPr>
+        <w:t xml:space="preserve">September </w:t>
+      </w:r>
+      <w:r>
+        <w:rPr>
+          <w:rFonts w:ascii="Arial Nova" w:hAnsi="Arial Nova" w:cstheme="majorBidi"/>
+          <w:i/>
+          <w:iCs/>
+        </w:rPr>
+        <w:t xml:space="preserve">2017 – </w:t>
+      </w:r>
+      <w:r>
+        <w:rPr>
+          <w:rFonts w:ascii="Arial Nova" w:hAnsi="Arial Nova" w:cstheme="majorBidi"/>
+          <w:i/>
+          <w:iCs/>
+        </w:rPr>
+        <w:t>Ma</w:t>
+      </w:r>
+      <w:r>
+        <w:rPr>
+          <w:rFonts w:ascii="Arial Nova" w:hAnsi="Arial Nova" w:cstheme="majorBidi"/>
+          <w:i/>
+          <w:iCs/>
+        </w:rPr>
+        <w:t>rch</w:t>
+      </w:r>
+      <w:r>
+        <w:rPr>
+          <w:rFonts w:ascii="Arial Nova" w:hAnsi="Arial Nova" w:cstheme="majorBidi"/>
+          <w:i/>
+          <w:iCs/>
+        </w:rPr>
+        <w:t xml:space="preserve"> </w:t>
+      </w:r>
+      <w:r>
+        <w:rPr>
+          <w:rFonts w:ascii="Arial Nova" w:hAnsi="Arial Nova" w:cstheme="majorBidi"/>
+          <w:i/>
+          <w:iCs/>
+        </w:rPr>
+        <w:t>2018</w:t>
       </w:r>
     </w:p>
     <w:p>
@@ -1227,7 +1065,7 @@
         <w:rPr>
           <w:rFonts w:ascii="Arial Nova" w:hAnsi="Arial Nova" w:cstheme="majorBidi"/>
         </w:rPr>
-        <w:t>Processed and recorded a high volume of invoices, petty cash and expenses.</w:t>
+        <w:t>Managed financial transactions and produced monthly management accounts using Xero.</w:t>
       </w:r>
     </w:p>
     <w:p>
@@ -1246,7 +1084,7 @@
         <w:rPr>
           <w:rFonts w:ascii="Arial Nova" w:hAnsi="Arial Nova" w:cstheme="majorBidi"/>
         </w:rPr>
-        <w:t>Recorded all banking for the Multi-Dealership Group.</w:t>
+        <w:t>Helped to establish the Accountancy &amp; Finance desk for the business.</w:t>
       </w:r>
     </w:p>
     <w:p>
@@ -1265,7 +1103,152 @@
         <w:rPr>
           <w:rFonts w:ascii="Arial Nova" w:hAnsi="Arial Nova" w:cstheme="majorBidi"/>
         </w:rPr>
-        <w:t>Processed all weekly &amp; monthly payments to suppliers/utility providers.</w:t>
+        <w:t>Created and maintained relationships with clients.</w:t>
+      </w:r>
+    </w:p>
+    <w:p>
+      <w:pPr>
+        <w:spacing w:before="240"/>
+        <w:ind w:hanging="142"/>
+        <w:rPr>
+          <w:rFonts w:ascii="Arial Nova" w:hAnsi="Arial Nova" w:cstheme="majorBidi"/>
+          <w:i/>
+          <w:iCs/>
+        </w:rPr>
+      </w:pPr>
+      <w:r>
+        <w:rPr>
+          <w:rFonts w:ascii="Arial Nova" w:hAnsi="Arial Nova" w:cstheme="majorBidi"/>
+          <w:b/>
+          <w:bCs/>
+          <w:sz w:val="26"/>
+          <w:szCs w:val="26"/>
+        </w:rPr>
+        <w:t xml:space="preserve">Eastbourne Motoring Centre, </w:t>
+      </w:r>
+      <w:r>
+        <w:rPr>
+          <w:rFonts w:ascii="Arial Nova" w:hAnsi="Arial Nova" w:cstheme="majorBidi"/>
+          <w:b/>
+          <w:bCs/>
+          <w:i/>
+          <w:iCs/>
+          <w:sz w:val="26"/>
+          <w:szCs w:val="26"/>
+        </w:rPr>
+        <w:t>Eastbourne</w:t>
+      </w:r>
+      <w:r>
+        <w:rPr>
+          <w:rFonts w:ascii="Arial Nova" w:hAnsi="Arial Nova" w:cstheme="majorBidi"/>
+          <w:b/>
+          <w:bCs/>
+          <w:i/>
+          <w:iCs/>
+          <w:sz w:val="26"/>
+          <w:szCs w:val="26"/>
+        </w:rPr>
+        <w:t xml:space="preserve"> / </w:t>
+      </w:r>
+      <w:r>
+        <w:rPr>
+          <w:rFonts w:ascii="Arial Nova" w:hAnsi="Arial Nova" w:cstheme="majorBidi"/>
+          <w:b/>
+          <w:bCs/>
+          <w:i/>
+          <w:iCs/>
+          <w:sz w:val="26"/>
+          <w:szCs w:val="26"/>
+        </w:rPr>
+        <w:t>1</w:t>
+      </w:r>
+      <w:r>
+        <w:rPr>
+          <w:rFonts w:ascii="Arial Nova" w:hAnsi="Arial Nova" w:cstheme="majorBidi"/>
+          <w:b/>
+          <w:bCs/>
+          <w:i/>
+          <w:iCs/>
+          <w:sz w:val="26"/>
+          <w:szCs w:val="26"/>
+        </w:rPr>
+        <w:t xml:space="preserve"> year</w:t>
+      </w:r>
+      <w:r>
+        <w:rPr>
+          <w:rFonts w:ascii="Arial Nova" w:hAnsi="Arial Nova" w:cstheme="majorBidi"/>
+        </w:rPr>
+        <w:br/>
+      </w:r>
+      <w:r>
+        <w:rPr>
+          <w:rFonts w:ascii="Arial Nova" w:hAnsi="Arial Nova" w:cstheme="majorBidi"/>
+          <w:i/>
+          <w:iCs/>
+        </w:rPr>
+        <w:t xml:space="preserve">Sales &amp; </w:t>
+      </w:r>
+      <w:r>
+        <w:rPr>
+          <w:rFonts w:ascii="Arial Nova" w:hAnsi="Arial Nova" w:cstheme="majorBidi"/>
+          <w:i/>
+          <w:iCs/>
+        </w:rPr>
+        <w:t>Purchase Ledger Clerk</w:t>
+      </w:r>
+      <w:r>
+        <w:rPr>
+          <w:rFonts w:ascii="Arial Nova" w:hAnsi="Arial Nova" w:cstheme="majorBidi"/>
+        </w:rPr>
+        <w:t xml:space="preserve"> - </w:t>
+      </w:r>
+      <w:r>
+        <w:rPr>
+          <w:rFonts w:ascii="Arial Nova" w:hAnsi="Arial Nova" w:cstheme="majorBidi"/>
+          <w:i/>
+          <w:iCs/>
+        </w:rPr>
+        <w:t>September</w:t>
+      </w:r>
+      <w:r>
+        <w:rPr>
+          <w:rFonts w:ascii="Arial Nova" w:hAnsi="Arial Nova" w:cstheme="majorBidi"/>
+          <w:i/>
+          <w:iCs/>
+        </w:rPr>
+        <w:t xml:space="preserve"> 201</w:t>
+      </w:r>
+      <w:r>
+        <w:rPr>
+          <w:rFonts w:ascii="Arial Nova" w:hAnsi="Arial Nova" w:cstheme="majorBidi"/>
+          <w:i/>
+          <w:iCs/>
+        </w:rPr>
+        <w:t>5</w:t>
+      </w:r>
+      <w:r>
+        <w:rPr>
+          <w:rFonts w:ascii="Arial Nova" w:hAnsi="Arial Nova" w:cstheme="majorBidi"/>
+          <w:i/>
+          <w:iCs/>
+        </w:rPr>
+        <w:t xml:space="preserve"> – </w:t>
+      </w:r>
+      <w:r>
+        <w:rPr>
+          <w:rFonts w:ascii="Arial Nova" w:hAnsi="Arial Nova" w:cstheme="majorBidi"/>
+          <w:i/>
+          <w:iCs/>
+        </w:rPr>
+        <w:t>January</w:t>
+      </w:r>
+      <w:r>
+        <w:rPr>
+          <w:rFonts w:ascii="Arial Nova" w:hAnsi="Arial Nova" w:cstheme="majorBidi"/>
+          <w:i/>
+          <w:iCs/>
+        </w:rPr>
+        <w:t xml:space="preserve"> 2017</w:t>
       </w:r>
     </w:p>
     <w:p>
@@ -1284,7 +1267,7 @@
         <w:rPr>
           <w:rFonts w:ascii="Arial Nova" w:hAnsi="Arial Nova" w:cstheme="majorBidi"/>
         </w:rPr>
-        <w:t>Posted accruals &amp; prepayments journals for month end.</w:t>
+        <w:t>Processed and recorded a high volume of invoices, petty cash and expenses.</w:t>
       </w:r>
     </w:p>
     <w:p>
@@ -1303,21 +1286,246 @@
         <w:rPr>
           <w:rFonts w:ascii="Arial Nova" w:hAnsi="Arial Nova" w:cstheme="majorBidi"/>
         </w:rPr>
+        <w:t>Recorded all banking for the Multi-Dealership Group.</w:t>
+      </w:r>
+    </w:p>
+    <w:p>
+      <w:pPr>
+        <w:pStyle w:val="ListParagraph"/>
+        <w:numPr>
+          <w:ilvl w:val="0"/>
+          <w:numId w:val="9"/>
+        </w:numPr>
+        <w:ind w:left="142" w:hanging="284"/>
+        <w:rPr>
+          <w:rFonts w:ascii="Arial Nova" w:hAnsi="Arial Nova" w:cstheme="majorBidi"/>
+        </w:rPr>
+      </w:pPr>
+      <w:r>
+        <w:rPr>
+          <w:rFonts w:ascii="Arial Nova" w:hAnsi="Arial Nova" w:cstheme="majorBidi"/>
+        </w:rPr>
+        <w:t>Processed all weekly &amp; monthly payments to suppliers/utility providers.</w:t>
+      </w:r>
+    </w:p>
+    <w:p>
+      <w:pPr>
+        <w:pStyle w:val="ListParagraph"/>
+        <w:numPr>
+          <w:ilvl w:val="0"/>
+          <w:numId w:val="9"/>
+        </w:numPr>
+        <w:ind w:left="142" w:hanging="284"/>
+        <w:rPr>
+          <w:rFonts w:ascii="Arial Nova" w:hAnsi="Arial Nova" w:cstheme="majorBidi"/>
+        </w:rPr>
+      </w:pPr>
+      <w:r>
+        <w:rPr>
+          <w:rFonts w:ascii="Arial Nova" w:hAnsi="Arial Nova" w:cstheme="majorBidi"/>
+        </w:rPr>
+        <w:t>Posted accruals &amp; prepayments journals for month end.</w:t>
+      </w:r>
+    </w:p>
+    <w:p>
+      <w:pPr>
+        <w:pStyle w:val="ListParagraph"/>
+        <w:numPr>
+          <w:ilvl w:val="0"/>
+          <w:numId w:val="9"/>
+        </w:numPr>
+        <w:ind w:left="142" w:hanging="284"/>
+        <w:rPr>
+          <w:rFonts w:ascii="Arial Nova" w:hAnsi="Arial Nova" w:cstheme="majorBidi"/>
+        </w:rPr>
+      </w:pPr>
+      <w:r>
+        <w:rPr>
+          <w:rFonts w:ascii="Arial Nova" w:hAnsi="Arial Nova" w:cstheme="majorBidi"/>
+        </w:rPr>
         <w:t>Prepared cost analysis and other ad hoc reports for the Managing Director</w:t>
       </w:r>
     </w:p>
     <w:p>
       <w:pPr>
-        <w:rPr>
-          <w:rFonts w:ascii="Arial Nova" w:hAnsi="Arial Nova" w:cstheme="majorBidi"/>
-        </w:rPr>
-      </w:pPr>
-      <w:r>
-        <w:rPr>
-          <w:rFonts w:ascii="Arial Nova" w:hAnsi="Arial Nova" w:cstheme="majorBidi"/>
-        </w:rPr>
-        <w:pict w14:anchorId="5B077741">
-          <v:rect id="_x0000_i1050" style="width:0;height:1.5pt" o:hralign="center" o:hrstd="t" o:hr="t" fillcolor="#a0a0a0" stroked="f"/>
+        <w:pStyle w:val="Heading2"/>
+        <w:rPr>
+          <w:rFonts w:ascii="Arial Nova" w:hAnsi="Arial Nova"/>
+          <w:lang w:val="en-US"/>
+        </w:rPr>
+      </w:pPr>
+    </w:p>
+    <w:p>
+      <w:pPr>
+        <w:rPr>
+          <w:lang w:val="en-US"/>
+        </w:rPr>
+      </w:pPr>
+    </w:p>
+    <w:p>
+      <w:pPr>
+        <w:pStyle w:val="Heading2"/>
+        <w:rPr>
+          <w:rFonts w:ascii="Arial Nova" w:hAnsi="Arial Nova"/>
+          <w:lang w:val="en-US"/>
+        </w:rPr>
+      </w:pPr>
+    </w:p>
+    <w:p>
+      <w:pPr>
+        <w:pStyle w:val="Heading2"/>
+        <w:rPr>
+          <w:rFonts w:ascii="Arial Nova" w:hAnsi="Arial Nova"/>
+          <w:lang w:val="en-US"/>
+        </w:rPr>
+      </w:pPr>
+      <w:r>
+        <w:rPr>
+          <w:rFonts w:ascii="Arial Nova" w:hAnsi="Arial Nova"/>
+          <w:lang w:val="en-US"/>
+        </w:rPr>
+        <w:t xml:space="preserve">Software </w:t>
+      </w:r>
+      <w:r>
+        <w:rPr>
+          <w:rFonts w:ascii="Arial Nova" w:hAnsi="Arial Nova"/>
+          <w:lang w:val="en-US"/>
+        </w:rPr>
+        <w:t>Proficiency</w:t>
+      </w:r>
+    </w:p>
+    <w:p>
+      <w:pPr>
+        <w:pStyle w:val="ListParagraph"/>
+        <w:numPr>
+          <w:ilvl w:val="0"/>
+          <w:numId w:val="10"/>
+        </w:numPr>
+        <w:rPr>
+          <w:lang w:val="en-US"/>
+        </w:rPr>
+      </w:pPr>
+      <w:r>
+        <w:rPr>
+          <w:lang w:val="en-US"/>
+        </w:rPr>
+        <w:t>Xero – Certified Advisor Level</w:t>
+      </w:r>
+    </w:p>
+    <w:p>
+      <w:pPr>
+        <w:pStyle w:val="ListParagraph"/>
+        <w:numPr>
+          <w:ilvl w:val="0"/>
+          <w:numId w:val="10"/>
+        </w:numPr>
+        <w:rPr>
+          <w:lang w:val="en-US"/>
+        </w:rPr>
+      </w:pPr>
+      <w:r>
+        <w:rPr>
+          <w:lang w:val="en-US"/>
+        </w:rPr>
+        <w:t>Excel – Advanced user</w:t>
+      </w:r>
+      <w:r>
+        <w:rPr>
+          <w:lang w:val="en-US"/>
+        </w:rPr>
+        <w:t xml:space="preserve"> (VBA &amp; Typescript proficient)</w:t>
+      </w:r>
+    </w:p>
+    <w:p>
+      <w:pPr>
+        <w:pStyle w:val="ListParagraph"/>
+        <w:numPr>
+          <w:ilvl w:val="0"/>
+          <w:numId w:val="10"/>
+        </w:numPr>
+        <w:rPr>
+          <w:lang w:val="en-US"/>
+        </w:rPr>
+      </w:pPr>
+      <w:r>
+        <w:rPr>
+          <w:lang w:val="en-US"/>
+        </w:rPr>
+        <w:t xml:space="preserve">Word </w:t>
+      </w:r>
+      <w:r>
+        <w:rPr>
+          <w:lang w:val="en-US"/>
+        </w:rPr>
+        <w:t>&amp; MS O</w:t>
+      </w:r>
+      <w:r>
+        <w:rPr>
+          <w:lang w:val="en-US"/>
+        </w:rPr>
+        <w:t xml:space="preserve">ffice </w:t>
+      </w:r>
+      <w:r>
+        <w:rPr>
+          <w:lang w:val="en-US"/>
+        </w:rPr>
+        <w:t>S</w:t>
+      </w:r>
+      <w:r>
+        <w:rPr>
+          <w:lang w:val="en-US"/>
+        </w:rPr>
+        <w:t>uite – Advanced user</w:t>
+      </w:r>
+    </w:p>
+    <w:p>
+      <w:pPr>
+        <w:pStyle w:val="ListParagraph"/>
+        <w:numPr>
+          <w:ilvl w:val="0"/>
+          <w:numId w:val="10"/>
+        </w:numPr>
+        <w:rPr>
+          <w:lang w:val="en-US"/>
+        </w:rPr>
+      </w:pPr>
+      <w:r>
+        <w:rPr>
+          <w:lang w:val="en-US"/>
+        </w:rPr>
+        <w:t>QuickBooks</w:t>
+      </w:r>
+      <w:r>
+        <w:rPr>
+          <w:lang w:val="en-US"/>
+        </w:rPr>
+        <w:t xml:space="preserve"> – </w:t>
+      </w:r>
+      <w:r>
+        <w:rPr>
+          <w:lang w:val="en-US"/>
+        </w:rPr>
+        <w:t>Previously Certified Advisor Level</w:t>
+      </w:r>
+    </w:p>
+    <w:p>
+      <w:pPr>
+        <w:pStyle w:val="ListParagraph"/>
+        <w:spacing w:after="0"/>
+        <w:rPr>
+          <w:rFonts w:ascii="Arial Nova" w:hAnsi="Arial Nova" w:cstheme="majorBidi"/>
+        </w:rPr>
+      </w:pPr>
+    </w:p>
+    <w:p>
+      <w:pPr>
+        <w:rPr>
+          <w:rFonts w:ascii="Arial Nova" w:hAnsi="Arial Nova" w:cstheme="majorBidi"/>
+        </w:rPr>
+      </w:pPr>
+      <w:r>
+        <w:pict w14:anchorId="7EC1A163">
+          <v:rect id="_x0000_i1031" style="width:0;height:1.5pt" o:hralign="center" o:hrstd="t" o:hr="t" fillcolor="#a0a0a0" stroked="f"/>
         </w:pict>
       </w:r>
     </w:p>
@@ -1352,7 +1560,13 @@
         <w:rPr>
           <w:rFonts w:ascii="Arial Nova" w:hAnsi="Arial Nova" w:cstheme="majorBidi"/>
         </w:rPr>
-        <w:t>High level of attention to detail &amp; problem-solving abilities.</w:t>
+        <w:t>A</w:t>
+      </w:r>
+      <w:r>
+        <w:rPr>
+          <w:rFonts w:ascii="Arial Nova" w:hAnsi="Arial Nova" w:cstheme="majorBidi"/>
+        </w:rPr>
+        <w:t xml:space="preserve">ttention to detail </w:t>
       </w:r>
     </w:p>
     <w:p>
@@ -1370,38 +1584,118 @@
         <w:rPr>
           <w:rFonts w:ascii="Arial Nova" w:hAnsi="Arial Nova" w:cstheme="majorBidi"/>
         </w:rPr>
-        <w:t xml:space="preserve">Advanced </w:t>
-      </w:r>
-      <w:r>
-        <w:rPr>
-          <w:rFonts w:ascii="Arial Nova" w:hAnsi="Arial Nova" w:cstheme="majorBidi"/>
-        </w:rPr>
-        <w:t>user of</w:t>
-      </w:r>
-      <w:r>
-        <w:rPr>
-          <w:rFonts w:ascii="Arial Nova" w:hAnsi="Arial Nova" w:cstheme="majorBidi"/>
-        </w:rPr>
-        <w:t xml:space="preserve"> M</w:t>
-      </w:r>
-      <w:r>
-        <w:rPr>
-          <w:rFonts w:ascii="Arial Nova" w:hAnsi="Arial Nova" w:cstheme="majorBidi"/>
-        </w:rPr>
-        <w:t>icrosoft</w:t>
-      </w:r>
-      <w:r>
-        <w:rPr>
-          <w:rFonts w:ascii="Arial Nova" w:hAnsi="Arial Nova" w:cstheme="majorBidi"/>
-        </w:rPr>
-        <w:t xml:space="preserve"> Office Suite</w:t>
-      </w:r>
-      <w:r>
-        <w:rPr>
-          <w:rFonts w:ascii="Arial Nova" w:hAnsi="Arial Nova" w:cstheme="majorBidi"/>
-        </w:rPr>
-        <w:t>.</w:t>
-      </w:r>
+        <w:t>P</w:t>
+      </w:r>
+      <w:r>
+        <w:rPr>
+          <w:rFonts w:ascii="Arial Nova" w:hAnsi="Arial Nova" w:cstheme="majorBidi"/>
+        </w:rPr>
+        <w:t>roblem-solving abilities.</w:t>
+      </w:r>
+    </w:p>
+    <w:p>
+      <w:pPr>
+        <w:numPr>
+          <w:ilvl w:val="0"/>
+          <w:numId w:val="8"/>
+        </w:numPr>
+        <w:spacing w:after="0"/>
+        <w:rPr>
+          <w:rFonts w:ascii="Arial Nova" w:hAnsi="Arial Nova" w:cstheme="majorBidi"/>
+        </w:rPr>
+      </w:pPr>
+      <w:r>
+        <w:rPr>
+          <w:rFonts w:ascii="Arial Nova" w:hAnsi="Arial Nova" w:cstheme="majorBidi"/>
+        </w:rPr>
+        <w:t>Organisation</w:t>
+      </w:r>
+      <w:r>
+        <w:rPr>
+          <w:rFonts w:ascii="Arial Nova" w:hAnsi="Arial Nova" w:cstheme="majorBidi"/>
+        </w:rPr>
+        <w:t xml:space="preserve"> and administration</w:t>
+      </w:r>
+    </w:p>
+    <w:p>
+      <w:pPr>
+        <w:numPr>
+          <w:ilvl w:val="0"/>
+          <w:numId w:val="8"/>
+        </w:numPr>
+        <w:spacing w:after="0"/>
+        <w:rPr>
+          <w:rFonts w:ascii="Arial Nova" w:hAnsi="Arial Nova" w:cstheme="majorBidi"/>
+        </w:rPr>
+      </w:pPr>
+      <w:r>
+        <w:rPr>
+          <w:rFonts w:ascii="Arial Nova" w:hAnsi="Arial Nova" w:cstheme="majorBidi"/>
+        </w:rPr>
+        <w:t>Tech Savvy</w:t>
+      </w:r>
+    </w:p>
+    <w:p>
+      <w:pPr>
+        <w:numPr>
+          <w:ilvl w:val="0"/>
+          <w:numId w:val="8"/>
+        </w:numPr>
+        <w:spacing w:after="0"/>
+        <w:rPr>
+          <w:rFonts w:ascii="Arial Nova" w:hAnsi="Arial Nova" w:cstheme="majorBidi"/>
+        </w:rPr>
+      </w:pPr>
+      <w:r>
+        <w:rPr>
+          <w:rFonts w:ascii="Arial Nova" w:hAnsi="Arial Nova" w:cstheme="majorBidi"/>
+        </w:rPr>
+        <w:t>Bookkeeping</w:t>
+      </w:r>
+    </w:p>
+    <w:p>
+      <w:pPr>
+        <w:numPr>
+          <w:ilvl w:val="0"/>
+          <w:numId w:val="8"/>
+        </w:numPr>
+        <w:spacing w:after="0"/>
+        <w:rPr>
+          <w:rFonts w:ascii="Arial Nova" w:hAnsi="Arial Nova" w:cstheme="majorBidi"/>
+        </w:rPr>
+      </w:pPr>
+      <w:r>
+        <w:rPr>
+          <w:rFonts w:ascii="Arial Nova" w:hAnsi="Arial Nova" w:cstheme="majorBidi"/>
+        </w:rPr>
+        <w:t>Accounts Preparation</w:t>
+      </w:r>
+    </w:p>
+    <w:p>
+      <w:pPr>
+        <w:numPr>
+          <w:ilvl w:val="0"/>
+          <w:numId w:val="8"/>
+        </w:numPr>
+        <w:spacing w:after="0"/>
+        <w:rPr>
+          <w:rFonts w:ascii="Arial Nova" w:hAnsi="Arial Nova" w:cstheme="majorBidi"/>
+        </w:rPr>
+      </w:pPr>
+      <w:r>
+        <w:rPr>
+          <w:rFonts w:ascii="Arial Nova" w:hAnsi="Arial Nova" w:cstheme="majorBidi"/>
+        </w:rPr>
+        <w:t>Web Development (HTML, CSS, JS)</w:t>
+      </w:r>
+    </w:p>
+    <w:p>
+      <w:pPr>
+        <w:spacing w:after="0"/>
+        <w:rPr>
+          <w:rFonts w:ascii="Arial Nova" w:hAnsi="Arial Nova" w:cstheme="majorBidi"/>
+        </w:rPr>
+      </w:pPr>
     </w:p>
     <w:p>
       <w:pPr>
@@ -1414,7 +1708,7 @@
           <w:rFonts w:ascii="Arial Nova" w:hAnsi="Arial Nova" w:cstheme="majorBidi"/>
         </w:rPr>
         <w:pict w14:anchorId="4876D48D">
-          <v:rect id="_x0000_i1051" style="width:0;height:1.5pt" o:hralign="center" o:hrstd="t" o:hr="t" fillcolor="#a0a0a0" stroked="f"/>
+          <v:rect id="_x0000_i1029" style="width:0;height:1.5pt" o:hralign="center" o:hrstd="t" o:hr="t" fillcolor="#a0a0a0" stroked="f"/>
         </w:pict>
       </w:r>
     </w:p>
@@ -1431,6 +1725,331 @@
           <w:rFonts w:ascii="Arial Nova" w:hAnsi="Arial Nova"/>
           <w:lang w:val="en-US"/>
         </w:rPr>
+        <w:t>Achievements</w:t>
+      </w:r>
+    </w:p>
+    <w:p>
+      <w:pPr>
+        <w:numPr>
+          <w:ilvl w:val="0"/>
+          <w:numId w:val="8"/>
+        </w:numPr>
+        <w:spacing w:after="0"/>
+        <w:rPr>
+          <w:rFonts w:ascii="Arial Nova" w:hAnsi="Arial Nova" w:cstheme="majorBidi"/>
+        </w:rPr>
+      </w:pPr>
+      <w:r>
+        <w:rPr>
+          <w:rFonts w:ascii="Arial Nova" w:hAnsi="Arial Nova" w:cstheme="majorBidi"/>
+        </w:rPr>
+        <w:t>Rebuilt Land</w:t>
+      </w:r>
+      <w:r>
+        <w:rPr>
+          <w:rFonts w:ascii="Arial Nova" w:hAnsi="Arial Nova" w:cstheme="majorBidi"/>
+        </w:rPr>
+        <w:t xml:space="preserve"> R</w:t>
+      </w:r>
+      <w:r>
+        <w:rPr>
+          <w:rFonts w:ascii="Arial Nova" w:hAnsi="Arial Nova" w:cstheme="majorBidi"/>
+        </w:rPr>
+        <w:t>over Defender - 2025</w:t>
+      </w:r>
+    </w:p>
+    <w:p>
+      <w:pPr>
+        <w:numPr>
+          <w:ilvl w:val="0"/>
+          <w:numId w:val="8"/>
+        </w:numPr>
+        <w:spacing w:after="0"/>
+        <w:rPr>
+          <w:rFonts w:ascii="Arial Nova" w:hAnsi="Arial Nova" w:cstheme="majorBidi"/>
+        </w:rPr>
+      </w:pPr>
+      <w:r>
+        <w:rPr>
+          <w:rFonts w:ascii="Arial Nova" w:hAnsi="Arial Nova" w:cstheme="majorBidi"/>
+        </w:rPr>
+        <w:t xml:space="preserve">Completed Harvard’s CS50 </w:t>
+      </w:r>
+      <w:r>
+        <w:rPr>
+          <w:rFonts w:ascii="Arial Nova" w:hAnsi="Arial Nova" w:cstheme="majorBidi"/>
+        </w:rPr>
+        <w:t>–</w:t>
+      </w:r>
+      <w:r>
+        <w:rPr>
+          <w:rFonts w:ascii="Arial Nova" w:hAnsi="Arial Nova" w:cstheme="majorBidi"/>
+        </w:rPr>
+        <w:t xml:space="preserve"> 2021</w:t>
+      </w:r>
+    </w:p>
+    <w:p>
+      <w:pPr>
+        <w:numPr>
+          <w:ilvl w:val="0"/>
+          <w:numId w:val="8"/>
+        </w:numPr>
+        <w:spacing w:after="0"/>
+        <w:rPr>
+          <w:rFonts w:ascii="Arial Nova" w:hAnsi="Arial Nova" w:cstheme="majorBidi"/>
+        </w:rPr>
+      </w:pPr>
+      <w:r>
+        <w:rPr>
+          <w:rFonts w:ascii="Arial Nova" w:hAnsi="Arial Nova" w:cstheme="majorBidi"/>
+        </w:rPr>
+        <w:t xml:space="preserve">Invited to Attended Global Young Leaders Conference - 2012 </w:t>
+      </w:r>
+    </w:p>
+    <w:p>
+      <w:pPr>
+        <w:pStyle w:val="Heading2"/>
+        <w:rPr>
+          <w:rFonts w:ascii="Arial Nova" w:hAnsi="Arial Nova"/>
+        </w:rPr>
+      </w:pPr>
+      <w:r>
+        <w:rPr>
+          <w:rFonts w:ascii="Arial Nova" w:hAnsi="Arial Nova"/>
+        </w:rPr>
+        <w:pict w14:anchorId="5338D5D6">
+          <v:rect id="_x0000_i1035" style="width:0;height:1.5pt" o:hralign="center" o:hrstd="t" o:hr="t" fillcolor="#a0a0a0" stroked="f"/>
+        </w:pict>
+      </w:r>
+    </w:p>
+    <w:p>
+      <w:pPr>
+        <w:pStyle w:val="Heading2"/>
+        <w:spacing w:line="360" w:lineRule="auto"/>
+        <w:rPr>
+          <w:rFonts w:ascii="Arial Nova" w:hAnsi="Arial Nova"/>
+          <w:lang w:val="en-US"/>
+        </w:rPr>
+      </w:pPr>
+      <w:r>
+        <w:rPr>
+          <w:noProof/>
+          <w:lang w:val="en-US"/>
+        </w:rPr>
+        <w:drawing>
+          <wp:anchor distT="0" distB="0" distL="114300" distR="114300" simplePos="0" relativeHeight="251658240" behindDoc="1" locked="0" layoutInCell="1" allowOverlap="1" wp14:anchorId="0906C721" wp14:editId="441D1455">
+            <wp:simplePos x="0" y="0"/>
+            <wp:positionH relativeFrom="margin">
+              <wp:posOffset>-635</wp:posOffset>
+            </wp:positionH>
+            <wp:positionV relativeFrom="paragraph">
+              <wp:posOffset>450850</wp:posOffset>
+            </wp:positionV>
+            <wp:extent cx="276225" cy="276225"/>
+            <wp:effectExtent l="0" t="0" r="9525" b="9525"/>
+            <wp:wrapTight wrapText="bothSides">
+              <wp:wrapPolygon edited="0">
+                <wp:start x="4469" y="0"/>
+                <wp:lineTo x="0" y="5959"/>
+                <wp:lineTo x="0" y="13407"/>
+                <wp:lineTo x="5959" y="20855"/>
+                <wp:lineTo x="16386" y="20855"/>
+                <wp:lineTo x="20855" y="13407"/>
+                <wp:lineTo x="20855" y="7448"/>
+                <wp:lineTo x="14897" y="0"/>
+                <wp:lineTo x="4469" y="0"/>
+              </wp:wrapPolygon>
+            </wp:wrapTight>
+            <wp:docPr id="1211497706" name="Graphic 1" descr="World with solid fill"/>
+            <wp:cNvGraphicFramePr>
+              <a:graphicFrameLocks xmlns:a="http://schemas.openxmlformats.org/drawingml/2006/main" noChangeAspect="1"/>
+            </wp:cNvGraphicFramePr>
+            <a:graphic xmlns:a="http://schemas.openxmlformats.org/drawingml/2006/main">
+              <a:graphicData uri="http://schemas.openxmlformats.org/drawingml/2006/picture">
+                <pic:pic xmlns:pic="http://schemas.openxmlformats.org/drawingml/2006/picture">
+                  <pic:nvPicPr>
+                    <pic:cNvPr id="1211497706" name="Graphic 1211497706" descr="World with solid fill"/>
+                    <pic:cNvPicPr/>
+                  </pic:nvPicPr>
+                  <pic:blipFill>
+                    <a:blip r:embed="rId7">
+                      <a:extLst>
+                        <a:ext uri="{96DAC541-7B7A-43D3-8B79-37D633B846F1}">
+                          <asvg:svgBlip xmlns:asvg="http://schemas.microsoft.com/office/drawing/2016/SVG/main" r:embed="rId8"/>
+                        </a:ext>
+                      </a:extLst>
+                    </a:blip>
+                    <a:stretch>
+                      <a:fillRect/>
+                    </a:stretch>
+                  </pic:blipFill>
+                  <pic:spPr>
+                    <a:xfrm>
+                      <a:off x="0" y="0"/>
+                      <a:ext cx="276225" cy="276225"/>
+                    </a:xfrm>
+                    <a:prstGeom prst="rect">
+                      <a:avLst/>
+                    </a:prstGeom>
+                  </pic:spPr>
+                </pic:pic>
+              </a:graphicData>
+            </a:graphic>
+            <wp14:sizeRelH relativeFrom="margin">
+              <wp14:pctWidth>0</wp14:pctWidth>
+            </wp14:sizeRelH>
+            <wp14:sizeRelV relativeFrom="margin">
+              <wp14:pctHeight>0</wp14:pctHeight>
+            </wp14:sizeRelV>
+          </wp:anchor>
+        </w:drawing>
+      </w:r>
+      <w:r>
+        <w:rPr>
+          <w:rFonts w:ascii="Arial Nova" w:hAnsi="Arial Nova"/>
+          <w:lang w:val="en-US"/>
+        </w:rPr>
+        <w:t>Website &amp; Social Links</w:t>
+      </w:r>
+    </w:p>
+    <w:p>
+      <w:pPr>
+        <w:rPr>
+          <w:lang w:val="en-US"/>
+        </w:rPr>
+      </w:pPr>
+      <w:r>
+        <w:rPr>
+          <w:noProof/>
+        </w:rPr>
+        <w:drawing>
+          <wp:anchor distT="0" distB="0" distL="114300" distR="114300" simplePos="0" relativeHeight="251659264" behindDoc="1" locked="0" layoutInCell="1" allowOverlap="1" wp14:anchorId="3E74CD69" wp14:editId="4886AC17">
+            <wp:simplePos x="0" y="0"/>
+            <wp:positionH relativeFrom="margin">
+              <wp:align>left</wp:align>
+            </wp:positionH>
+            <wp:positionV relativeFrom="paragraph">
+              <wp:posOffset>292735</wp:posOffset>
+            </wp:positionV>
+            <wp:extent cx="282575" cy="276225"/>
+            <wp:effectExtent l="0" t="0" r="3175" b="0"/>
+            <wp:wrapTight wrapText="bothSides">
+              <wp:wrapPolygon edited="0">
+                <wp:start x="0" y="0"/>
+                <wp:lineTo x="0" y="19366"/>
+                <wp:lineTo x="20387" y="19366"/>
+                <wp:lineTo x="20387" y="0"/>
+                <wp:lineTo x="0" y="0"/>
+              </wp:wrapPolygon>
+            </wp:wrapTight>
+            <wp:docPr id="46723304" name="Picture 1"/>
+            <wp:cNvGraphicFramePr>
+              <a:graphicFrameLocks xmlns:a="http://schemas.openxmlformats.org/drawingml/2006/main" noChangeAspect="1"/>
+            </wp:cNvGraphicFramePr>
+            <a:graphic xmlns:a="http://schemas.openxmlformats.org/drawingml/2006/main">
+              <a:graphicData uri="http://schemas.openxmlformats.org/drawingml/2006/picture">
+                <pic:pic xmlns:pic="http://schemas.openxmlformats.org/drawingml/2006/picture">
+                  <pic:nvPicPr>
+                    <pic:cNvPr id="46723304" name=""/>
+                    <pic:cNvPicPr/>
+                  </pic:nvPicPr>
+                  <pic:blipFill>
+                    <a:blip r:embed="rId9">
+                      <a:extLst>
+                        <a:ext uri="{28A0092B-C50C-407E-A947-70E740481C1C}">
+                          <a14:useLocalDpi xmlns:a14="http://schemas.microsoft.com/office/drawing/2010/main" val="0"/>
+                        </a:ext>
+                      </a:extLst>
+                    </a:blip>
+                    <a:stretch>
+                      <a:fillRect/>
+                    </a:stretch>
+                  </pic:blipFill>
+                  <pic:spPr>
+                    <a:xfrm>
+                      <a:off x="0" y="0"/>
+                      <a:ext cx="283838" cy="277123"/>
+                    </a:xfrm>
+                    <a:prstGeom prst="rect">
+                      <a:avLst/>
+                    </a:prstGeom>
+                  </pic:spPr>
+                </pic:pic>
+              </a:graphicData>
+            </a:graphic>
+            <wp14:sizeRelH relativeFrom="margin">
+              <wp14:pctWidth>0</wp14:pctWidth>
+            </wp14:sizeRelH>
+            <wp14:sizeRelV relativeFrom="margin">
+              <wp14:pctHeight>0</wp14:pctHeight>
+            </wp14:sizeRelV>
+          </wp:anchor>
+        </w:drawing>
+      </w:r>
+      <w:hyperlink r:id="rId10" w:history="1">
+        <w:r>
+          <w:rPr>
+            <w:rStyle w:val="Hyperlink"/>
+            <w:lang w:val="en-US"/>
+          </w:rPr>
+          <w:t>www.k</w:t>
+        </w:r>
+        <w:r>
+          <w:rPr>
+            <w:rStyle w:val="Hyperlink"/>
+            <w:lang w:val="en-US"/>
+          </w:rPr>
+          <w:t>yranwalker.com</w:t>
+        </w:r>
+      </w:hyperlink>
+    </w:p>
+    <w:p>
+      <w:hyperlink r:id="rId11" w:history="1">
+        <w:r>
+          <w:rPr>
+            <w:rStyle w:val="Hyperlink"/>
+          </w:rPr>
+          <w:t>www.linkedin.com/in/kyran-walker-b869bbbb</w:t>
+        </w:r>
+      </w:hyperlink>
+    </w:p>
+    <w:p>
+      <w:pPr>
+        <w:rPr>
+          <w:sz w:val="16"/>
+          <w:szCs w:val="16"/>
+          <w:lang w:val="en-US"/>
+        </w:rPr>
+      </w:pPr>
+    </w:p>
+    <w:p>
+      <w:pPr>
+        <w:rPr>
+          <w:lang w:val="en-US"/>
+        </w:rPr>
+      </w:pPr>
+      <w:r>
+        <w:rPr>
+          <w:rFonts w:ascii="Arial Nova" w:hAnsi="Arial Nova" w:cstheme="majorBidi"/>
+        </w:rPr>
+        <w:pict w14:anchorId="6FB9F14C">
+          <v:rect id="_x0000_i1036" style="width:0;height:1.5pt" o:hralign="center" o:hrstd="t" o:hr="t" fillcolor="#a0a0a0" stroked="f"/>
+        </w:pict>
+      </w:r>
+    </w:p>
+    <w:p>
+      <w:pPr>
+        <w:pStyle w:val="Heading2"/>
+        <w:rPr>
+          <w:rFonts w:ascii="Arial Nova" w:hAnsi="Arial Nova"/>
+          <w:lang w:val="en-US"/>
+        </w:rPr>
+      </w:pPr>
+      <w:r>
+        <w:rPr>
+          <w:rFonts w:ascii="Arial Nova" w:hAnsi="Arial Nova"/>
+          <w:lang w:val="en-US"/>
+        </w:rPr>
         <w:t>Referees</w:t>
       </w:r>
     </w:p>
@@ -1450,7 +2069,8 @@
       </w:r>
     </w:p>
     <w:sectPr>
-      <w:footerReference w:type="default" r:id="rId7"/>
+      <w:headerReference w:type="default" r:id="rId12"/>
+      <w:footerReference w:type="default" r:id="rId13"/>
       <w:pgSz w:w="11906" w:h="16838"/>
       <w:pgMar w:top="426" w:right="1558" w:bottom="709" w:left="1440" w:header="708" w:footer="708" w:gutter="0"/>
       <w:cols w:space="708"/>
@@ -1492,16 +2112,150 @@
       <w:pStyle w:val="Footer"/>
     </w:pPr>
     <w:r>
-      <w:t>Kyran Walker</w:t>
+      <w:rPr>
+        <w:noProof/>
+        <w:color w:val="156082" w:themeColor="accent1"/>
+      </w:rPr>
+      <mc:AlternateContent>
+        <mc:Choice Requires="wps">
+          <w:drawing>
+            <wp:anchor distT="0" distB="0" distL="114300" distR="114300" simplePos="0" relativeHeight="251659264" behindDoc="0" locked="0" layoutInCell="1" allowOverlap="1" wp14:anchorId="356025EF" wp14:editId="449C1213">
+              <wp:simplePos x="0" y="0"/>
+              <wp:positionH relativeFrom="page">
+                <wp:align>center</wp:align>
+              </wp:positionH>
+              <wp:positionV relativeFrom="page">
+                <wp:align>center</wp:align>
+              </wp:positionV>
+              <wp:extent cx="7364730" cy="9528810"/>
+              <wp:effectExtent l="0" t="0" r="26670" b="26670"/>
+              <wp:wrapNone/>
+              <wp:docPr id="452" name="Rectangle 247"/>
+              <wp:cNvGraphicFramePr/>
+              <a:graphic xmlns:a="http://schemas.openxmlformats.org/drawingml/2006/main">
+                <a:graphicData uri="http://schemas.microsoft.com/office/word/2010/wordprocessingShape">
+                  <wps:wsp>
+                    <wps:cNvSpPr/>
+                    <wps:spPr>
+                      <a:xfrm>
+                        <a:off x="0" y="0"/>
+                        <a:ext cx="7364730" cy="9528810"/>
+                      </a:xfrm>
+                      <a:prstGeom prst="rect">
+                        <a:avLst/>
+                      </a:prstGeom>
+                      <a:noFill/>
+                      <a:ln w="15875">
+                        <a:solidFill>
+                          <a:schemeClr val="bg2">
+                            <a:lumMod val="50000"/>
+                          </a:schemeClr>
+                        </a:solidFill>
+                      </a:ln>
+                    </wps:spPr>
+                    <wps:style>
+                      <a:lnRef idx="2">
+                        <a:schemeClr val="accent1">
+                          <a:shade val="50000"/>
+                        </a:schemeClr>
+                      </a:lnRef>
+                      <a:fillRef idx="1">
+                        <a:schemeClr val="accent1"/>
+                      </a:fillRef>
+                      <a:effectRef idx="0">
+                        <a:schemeClr val="accent1"/>
+                      </a:effectRef>
+                      <a:fontRef idx="minor">
+                        <a:schemeClr val="lt1"/>
+                      </a:fontRef>
+                    </wps:style>
+                    <wps:bodyPr rot="0" spcFirstLastPara="0" vertOverflow="overflow" horzOverflow="overflow" vert="horz" wrap="square" lIns="91440" tIns="45720" rIns="91440" bIns="45720" numCol="1" spcCol="0" rtlCol="0" fromWordArt="0" anchor="ctr" anchorCtr="0" forceAA="0" compatLnSpc="1">
+                      <a:prstTxWarp prst="textNoShape">
+                        <a:avLst/>
+                      </a:prstTxWarp>
+                      <a:noAutofit/>
+                    </wps:bodyPr>
+                  </wps:wsp>
+                </a:graphicData>
+              </a:graphic>
+              <wp14:sizeRelH relativeFrom="page">
+                <wp14:pctWidth>95000</wp14:pctWidth>
+              </wp14:sizeRelH>
+              <wp14:sizeRelV relativeFrom="page">
+                <wp14:pctHeight>95000</wp14:pctHeight>
+              </wp14:sizeRelV>
+            </wp:anchor>
+          </w:drawing>
+        </mc:Choice>
+        <mc:Fallback>
+          <w:pict>
+            <v:rect w14:anchorId="63C2198D" id="Rectangle 247" o:spid="_x0000_s1026" style="position:absolute;margin-left:0;margin-top:0;width:579.9pt;height:750.3pt;z-index:251659264;visibility:visible;mso-wrap-style:square;mso-width-percent:950;mso-height-percent:950;mso-wrap-distance-left:9pt;mso-wrap-distance-top:0;mso-wrap-distance-right:9pt;mso-wrap-distance-bottom:0;mso-position-horizontal:center;mso-position-horizontal-relative:page;mso-position-vertical:center;mso-position-vertical-relative:page;mso-width-percent:950;mso-height-percent:950;mso-width-relative:page;mso-height-relative:page;v-text-anchor:middle" o:gfxdata="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" filled="f" strokecolor="#737373 [1614]" strokeweight="1.25pt">
+              <w10:wrap anchorx="page" anchory="page"/>
+            </v:rect>
+          </w:pict>
+        </mc:Fallback>
+      </mc:AlternateContent>
     </w:r>
     <w:r>
-      <w:ptab w:relativeTo="margin" w:alignment="center" w:leader="none"/>
+      <w:rPr>
+        <w:color w:val="156082" w:themeColor="accent1"/>
+      </w:rPr>
+      <w:t xml:space="preserve"> </w:t>
     </w:r>
     <w:r>
-      <w:ptab w:relativeTo="margin" w:alignment="right" w:leader="none"/>
+      <w:rPr>
+        <w:rFonts w:asciiTheme="majorHAnsi" w:eastAsiaTheme="majorEastAsia" w:hAnsiTheme="majorHAnsi" w:cstheme="majorBidi"/>
+        <w:color w:val="156082" w:themeColor="accent1"/>
+        <w:sz w:val="20"/>
+        <w:szCs w:val="20"/>
+      </w:rPr>
+      <w:t xml:space="preserve">pg. </w:t>
     </w:r>
     <w:r>
-      <w:t>kyranwalker94@hotmail.co.uk</w:t>
+      <w:rPr>
+        <w:rFonts w:eastAsiaTheme="minorEastAsia"/>
+        <w:color w:val="156082" w:themeColor="accent1"/>
+        <w:sz w:val="20"/>
+        <w:szCs w:val="20"/>
+      </w:rPr>
+      <w:fldChar w:fldCharType="begin"/>
+    </w:r>
+    <w:r>
+      <w:rPr>
+        <w:color w:val="156082" w:themeColor="accent1"/>
+        <w:sz w:val="20"/>
+        <w:szCs w:val="20"/>
+      </w:rPr>
+      <w:instrText xml:space="preserve"> PAGE    \* MERGEFORMAT </w:instrText>
+    </w:r>
+    <w:r>
+      <w:rPr>
+        <w:rFonts w:eastAsiaTheme="minorEastAsia"/>
+        <w:color w:val="156082" w:themeColor="accent1"/>
+        <w:sz w:val="20"/>
+        <w:szCs w:val="20"/>
+      </w:rPr>
+      <w:fldChar w:fldCharType="separate"/>
+    </w:r>
+    <w:r>
+      <w:rPr>
+        <w:rFonts w:asciiTheme="majorHAnsi" w:eastAsiaTheme="majorEastAsia" w:hAnsiTheme="majorHAnsi" w:cstheme="majorBidi"/>
+        <w:noProof/>
+        <w:color w:val="156082" w:themeColor="accent1"/>
+        <w:sz w:val="20"/>
+        <w:szCs w:val="20"/>
+      </w:rPr>
+      <w:t>2</w:t>
+    </w:r>
+    <w:r>
+      <w:rPr>
+        <w:rFonts w:asciiTheme="majorHAnsi" w:eastAsiaTheme="majorEastAsia" w:hAnsiTheme="majorHAnsi" w:cstheme="majorBidi"/>
+        <w:noProof/>
+        <w:color w:val="156082" w:themeColor="accent1"/>
+        <w:sz w:val="20"/>
+        <w:szCs w:val="20"/>
+      </w:rPr>
+      <w:fldChar w:fldCharType="end"/>
     </w:r>
   </w:p>
 </w:ftr>
@@ -1530,6 +2284,70 @@
     </w:p>
   </w:footnote>
 </w:footnotes>
+</file>
+
+<file path=word/header1.xml><?xml version="1.0" encoding="utf-8"?>
+<w:hdr xmlns:wpc="http://schemas.microsoft.com/office/word/2010/wordprocessingCanvas" xmlns:cx="http://schemas.microsoft.com/office/drawing/2014/chartex" xmlns:cx1="http://schemas.microsoft.com/office/drawing/2015/9/8/chartex" xmlns:cx2="http://schemas.microsoft.com/office/drawing/2015/10/21/chartex" xmlns:cx3="http://schemas.microsoft.com/office/drawing/2016/5/9/chartex" xmlns:cx4="http://schemas.microsoft.com/office/drawing/2016/5/10/chartex" xmlns:cx5="http://schemas.microsoft.com/office/drawing/2016/5/11/chartex" xmlns:cx6="http://schemas.microsoft.com/office/drawing/2016/5/12/chartex" xmlns:cx7="http://schemas.microsoft.com/office/drawing/2016/5/13/chartex" xmlns:cx8="http://schemas.microsoft.com/office/drawing/2016/5/14/chartex" xmlns:mc="http://schemas.openxmlformats.org/markup-compatibility/2006" xmlns:aink="http://schemas.microsoft.com/office/drawing/2016/ink" xmlns:am3d="http://schemas.microsoft.com/office/drawing/2017/model3d" xmlns:o="urn:schemas-microsoft-com:office:office" xmlns:oel="http://schemas.microsoft.com/office/2019/extlst" xmlns:r="http://schemas.openxmlformats.org/officeDocument/2006/relationships" xmlns:m="http://schemas.openxmlformats.org/officeDocument/2006/math" xmlns:v="urn:schemas-microsoft-com:vml" xmlns:wp14="http://schemas.microsoft.com/office/word/2010/wordprocessingDrawing" xmlns:wp="http://schemas.openxmlformats.org/drawingml/2006/wordprocessingDrawing" xmlns:w10="urn:schemas-microsoft-com:office:word" xmlns:w="http://schemas.openxmlformats.org/wordprocessingml/2006/main" xmlns:w14="http://schemas.microsoft.com/office/word/2010/wordml" xmlns:w15="http://schemas.microsoft.com/office/word/2012/wordml" xmlns:w16cex="http://schemas.microsoft.com/office/word/2018/wordml/cex" xmlns:w16cid="http://schemas.microsoft.com/office/word/2016/wordml/cid" xmlns:w16="http://schemas.microsoft.com/office/word/2018/wordml" xmlns:w16du="http://schemas.microsoft.com/office/word/2023/wordml/word16du" xmlns:w16sdtdh="http://schemas.microsoft.com/office/word/2020/wordml/sdtdatahash" xmlns:w16sdtfl="http://schemas.microsoft.com/office/word/2024/wordml/sdtformatlock" xmlns:w16se="http://schemas.microsoft.com/office/word/2015/wordml/symex" xmlns:wpg="http://schemas.microsoft.com/office/word/2010/wordprocessingGroup" xmlns:wpi="http://schemas.microsoft.com/office/word/2010/wordprocessingInk" xmlns:wne="http://schemas.microsoft.com/office/word/2006/wordml" xmlns:wps="http://schemas.microsoft.com/office/word/2010/wordprocessingShape" mc:Ignorable="w14 w15 w16se w16cid w16 w16cex w16sdtdh w16sdtfl w16du wp14">
+  <w:p>
+    <w:pPr>
+      <w:spacing w:after="0" w:line="240" w:lineRule="auto"/>
+      <w:jc w:val="center"/>
+      <w:rPr>
+        <w:rFonts w:ascii="Arial Nova" w:hAnsi="Arial Nova" w:cstheme="majorBidi"/>
+        <w:b/>
+        <w:bCs/>
+        <w:sz w:val="28"/>
+        <w:szCs w:val="28"/>
+        <w:lang w:val="en-US"/>
+      </w:rPr>
+    </w:pPr>
+    <w:r>
+      <w:rPr>
+        <w:rFonts w:ascii="Arial Nova" w:hAnsi="Arial Nova" w:cstheme="majorBidi"/>
+        <w:b/>
+        <w:bCs/>
+        <w:sz w:val="28"/>
+        <w:szCs w:val="28"/>
+        <w:lang w:val="en-US"/>
+      </w:rPr>
+      <w:t>Kyran Walker</w:t>
+    </w:r>
+  </w:p>
+  <w:p>
+    <w:pPr>
+      <w:spacing w:after="0" w:line="240" w:lineRule="auto"/>
+      <w:jc w:val="center"/>
+      <w:rPr>
+        <w:rFonts w:ascii="Arial Nova" w:hAnsi="Arial Nova" w:cstheme="majorBidi"/>
+        <w:lang w:val="en-US"/>
+      </w:rPr>
+    </w:pPr>
+    <w:r>
+      <w:rPr>
+        <w:rFonts w:ascii="Arial Nova" w:hAnsi="Arial Nova" w:cstheme="majorBidi"/>
+        <w:lang w:val="en-US"/>
+      </w:rPr>
+      <w:t>kyranwalker94@hotmail.com</w:t>
+    </w:r>
+  </w:p>
+  <w:p>
+    <w:pPr>
+      <w:spacing w:after="0" w:line="240" w:lineRule="auto"/>
+      <w:jc w:val="center"/>
+      <w:rPr>
+        <w:rFonts w:ascii="Arial Nova" w:hAnsi="Arial Nova" w:cstheme="majorBidi"/>
+        <w:lang w:val="en-US"/>
+      </w:rPr>
+    </w:pPr>
+    <w:r>
+      <w:rPr>
+        <w:rFonts w:ascii="Arial Nova" w:hAnsi="Arial Nova" w:cstheme="majorBidi"/>
+        <w:lang w:val="en-US"/>
+      </w:rPr>
+      <w:t>07902563971</w:t>
+    </w:r>
+  </w:p>
+</w:hdr>
 </file>
 
 <file path=word/numbering.xml><?xml version="1.0" encoding="utf-8"?>
@@ -2398,6 +3216,119 @@
     </w:lvl>
   </w:abstractNum>
   <w:abstractNum w:abstractNumId="6" w15:restartNumberingAfterBreak="0">
+    <w:nsid w:val="616A77F8"/>
+    <w:multiLevelType w:val="hybridMultilevel"/>
+    <w:tmpl w:val="8AEC0250"/>
+    <w:lvl w:ilvl="0" w:tplc="08090001">
+      <w:start w:val="1"/>
+      <w:numFmt w:val="bullet"/>
+      <w:lvlText w:val=""/>
+      <w:lvlJc w:val="left"/>
+      <w:pPr>
+        <w:ind w:left="720" w:hanging="360"/>
+      </w:pPr>
+      <w:rPr>
+        <w:rFonts w:ascii="Symbol" w:hAnsi="Symbol" w:hint="default"/>
+      </w:rPr>
+    </w:lvl>
+    <w:lvl w:ilvl="1" w:tplc="08090003" w:tentative="1">
+      <w:start w:val="1"/>
+      <w:numFmt w:val="bullet"/>
+      <w:lvlText w:val="o"/>
+      <w:lvlJc w:val="left"/>
+      <w:pPr>
+        <w:ind w:left="1440" w:hanging="360"/>
+      </w:pPr>
+      <w:rPr>
+        <w:rFonts w:ascii="Courier New" w:hAnsi="Courier New" w:cs="Courier New" w:hint="default"/>
+      </w:rPr>
+    </w:lvl>
+    <w:lvl w:ilvl="2" w:tplc="08090005" w:tentative="1">
+      <w:start w:val="1"/>
+      <w:numFmt w:val="bullet"/>
+      <w:lvlText w:val=""/>
+      <w:lvlJc w:val="left"/>
+      <w:pPr>
+        <w:ind w:left="2160" w:hanging="360"/>
+      </w:pPr>
+      <w:rPr>
+        <w:rFonts w:ascii="Wingdings" w:hAnsi="Wingdings" w:hint="default"/>
+      </w:rPr>
+    </w:lvl>
+    <w:lvl w:ilvl="3" w:tplc="08090001" w:tentative="1">
+      <w:start w:val="1"/>
+      <w:numFmt w:val="bullet"/>
+      <w:lvlText w:val=""/>
+      <w:lvlJc w:val="left"/>
+      <w:pPr>
+        <w:ind w:left="2880" w:hanging="360"/>
+      </w:pPr>
+      <w:rPr>
+        <w:rFonts w:ascii="Symbol" w:hAnsi="Symbol" w:hint="default"/>
+      </w:rPr>
+    </w:lvl>
+    <w:lvl w:ilvl="4" w:tplc="08090003" w:tentative="1">
+      <w:start w:val="1"/>
+      <w:numFmt w:val="bullet"/>
+      <w:lvlText w:val="o"/>
+      <w:lvlJc w:val="left"/>
+      <w:pPr>
+        <w:ind w:left="3600" w:hanging="360"/>
+      </w:pPr>
+      <w:rPr>
+        <w:rFonts w:ascii="Courier New" w:hAnsi="Courier New" w:cs="Courier New" w:hint="default"/>
+      </w:rPr>
+    </w:lvl>
+    <w:lvl w:ilvl="5" w:tplc="08090005" w:tentative="1">
+      <w:start w:val="1"/>
+      <w:numFmt w:val="bullet"/>
+      <w:lvlText w:val=""/>
+      <w:lvlJc w:val="left"/>
+      <w:pPr>
+        <w:ind w:left="4320" w:hanging="360"/>
+      </w:pPr>
+      <w:rPr>
+        <w:rFonts w:ascii="Wingdings" w:hAnsi="Wingdings" w:hint="default"/>
+      </w:rPr>
+    </w:lvl>
+    <w:lvl w:ilvl="6" w:tplc="08090001" w:tentative="1">
+      <w:start w:val="1"/>
+      <w:numFmt w:val="bullet"/>
+      <w:lvlText w:val=""/>
+      <w:lvlJc w:val="left"/>
+      <w:pPr>
+        <w:ind w:left="5040" w:hanging="360"/>
+      </w:pPr>
+      <w:rPr>
+        <w:rFonts w:ascii="Symbol" w:hAnsi="Symbol" w:hint="default"/>
+      </w:rPr>
+    </w:lvl>
+    <w:lvl w:ilvl="7" w:tplc="08090003" w:tentative="1">
+      <w:start w:val="1"/>
+      <w:numFmt w:val="bullet"/>
+      <w:lvlText w:val="o"/>
+      <w:lvlJc w:val="left"/>
+      <w:pPr>
+        <w:ind w:left="5760" w:hanging="360"/>
+      </w:pPr>
+      <w:rPr>
+        <w:rFonts w:ascii="Courier New" w:hAnsi="Courier New" w:cs="Courier New" w:hint="default"/>
+      </w:rPr>
+    </w:lvl>
+    <w:lvl w:ilvl="8" w:tplc="08090005" w:tentative="1">
+      <w:start w:val="1"/>
+      <w:numFmt w:val="bullet"/>
+      <w:lvlText w:val=""/>
+      <w:lvlJc w:val="left"/>
+      <w:pPr>
+        <w:ind w:left="6480" w:hanging="360"/>
+      </w:pPr>
+      <w:rPr>
+        <w:rFonts w:ascii="Wingdings" w:hAnsi="Wingdings" w:hint="default"/>
+      </w:rPr>
+    </w:lvl>
+  </w:abstractNum>
+  <w:abstractNum w:abstractNumId="7" w15:restartNumberingAfterBreak="0">
     <w:nsid w:val="730E39A7"/>
     <w:multiLevelType w:val="multilevel"/>
     <w:tmpl w:val="F5042100"/>
@@ -2546,7 +3477,7 @@
       </w:rPr>
     </w:lvl>
   </w:abstractNum>
-  <w:abstractNum w:abstractNumId="7" w15:restartNumberingAfterBreak="0">
+  <w:abstractNum w:abstractNumId="8" w15:restartNumberingAfterBreak="0">
     <w:nsid w:val="7432055C"/>
     <w:multiLevelType w:val="multilevel"/>
     <w:tmpl w:val="7CA2BD4E"/>
@@ -2695,7 +3626,7 @@
       </w:rPr>
     </w:lvl>
   </w:abstractNum>
-  <w:abstractNum w:abstractNumId="8" w15:restartNumberingAfterBreak="0">
+  <w:abstractNum w:abstractNumId="9" w15:restartNumberingAfterBreak="0">
     <w:nsid w:val="769D48AE"/>
     <w:multiLevelType w:val="multilevel"/>
     <w:tmpl w:val="DA5226EC"/>
@@ -2848,13 +3779,13 @@
     <w:abstractNumId w:val="3"/>
   </w:num>
   <w:num w:numId="2" w16cid:durableId="946615582">
-    <w:abstractNumId w:val="8"/>
+    <w:abstractNumId w:val="9"/>
   </w:num>
   <w:num w:numId="3" w16cid:durableId="579297395">
-    <w:abstractNumId w:val="6"/>
+    <w:abstractNumId w:val="7"/>
   </w:num>
   <w:num w:numId="4" w16cid:durableId="1706322835">
-    <w:abstractNumId w:val="7"/>
+    <w:abstractNumId w:val="8"/>
   </w:num>
   <w:num w:numId="5" w16cid:durableId="1076325197">
     <w:abstractNumId w:val="1"/>
@@ -2870,6 +3801,9 @@
   </w:num>
   <w:num w:numId="9" w16cid:durableId="669992047">
     <w:abstractNumId w:val="0"/>
+  </w:num>
+  <w:num w:numId="10" w16cid:durableId="913049332">
+    <w:abstractNumId w:val="6"/>
   </w:num>
 </w:numbering>
 </file>
@@ -3833,6 +4767,29 @@
     <w:uiPriority w:val="99"/>
     <w:rsid w:val="0036732C"/>
   </w:style>
+  <w:style w:type="character" w:styleId="Hyperlink">
+    <w:name w:val="Hyperlink"/>
+    <w:basedOn w:val="DefaultParagraphFont"/>
+    <w:uiPriority w:val="99"/>
+    <w:unhideWhenUsed/>
+    <w:rsid w:val="009145D2"/>
+    <w:rPr>
+      <w:color w:val="467886" w:themeColor="hyperlink"/>
+      <w:u w:val="single"/>
+    </w:rPr>
+  </w:style>
+  <w:style w:type="character" w:styleId="UnresolvedMention">
+    <w:name w:val="Unresolved Mention"/>
+    <w:basedOn w:val="DefaultParagraphFont"/>
+    <w:uiPriority w:val="99"/>
+    <w:semiHidden/>
+    <w:unhideWhenUsed/>
+    <w:rsid w:val="009145D2"/>
+    <w:rPr>
+      <w:color w:val="605E5C"/>
+      <w:shd w:val="clear" w:color="auto" w:fill="E1DFDD"/>
+    </w:rPr>
+  </w:style>
 </w:styles>
 </file>
 

--- a/K_Walker_CV.docx
+++ b/K_Walker_CV.docx
@@ -96,16 +96,7 @@
         <w:t xml:space="preserve">A </w:t>
       </w:r>
       <w:r>
-        <w:t xml:space="preserve">9/13 </w:t>
-      </w:r>
-      <w:r>
-        <w:t xml:space="preserve">Exams </w:t>
-      </w:r>
-      <w:r>
-        <w:t>Completed</w:t>
-      </w:r>
-      <w:r>
-        <w:t>, 150 certified hours</w:t>
+        <w:t>9/13 Exams Completed, 150 certified hours</w:t>
       </w:r>
       <w:r>
         <w:t xml:space="preserve">, </w:t>
@@ -304,7 +295,21 @@
         <w:rPr>
           <w:rFonts w:ascii="Arial Nova" w:hAnsi="Arial Nova" w:cstheme="majorBidi"/>
         </w:rPr>
-        <w:t>Providing remote bookkeeping and self assessment services to individuals and small businesses on a project basis, with a focus on accuracy, Xero, and clean financial records.</w:t>
+        <w:t xml:space="preserve">Providing remote bookkeeping and </w:t>
+      </w:r>
+      <w:proofErr w:type="spellStart"/>
+      <w:r>
+        <w:rPr>
+          <w:rFonts w:ascii="Arial Nova" w:hAnsi="Arial Nova" w:cstheme="majorBidi"/>
+        </w:rPr>
+        <w:t>self assessment</w:t>
+      </w:r>
+      <w:proofErr w:type="spellEnd"/>
+      <w:r>
+        <w:rPr>
+          <w:rFonts w:ascii="Arial Nova" w:hAnsi="Arial Nova" w:cstheme="majorBidi"/>
+        </w:rPr>
+        <w:t xml:space="preserve"> services to individuals and small businesses on a project basis, with a focus on accuracy, Xero, and clean financial records.</w:t>
       </w:r>
     </w:p>
     <w:p>
@@ -342,7 +347,21 @@
         <w:rPr>
           <w:rFonts w:ascii="Arial Nova" w:hAnsi="Arial Nova" w:cstheme="majorBidi"/>
         </w:rPr>
-        <w:t>Managing own self assessment, invoicing, and business administration throughout.</w:t>
+        <w:t xml:space="preserve">Managing own </w:t>
+      </w:r>
+      <w:proofErr w:type="spellStart"/>
+      <w:r>
+        <w:rPr>
+          <w:rFonts w:ascii="Arial Nova" w:hAnsi="Arial Nova" w:cstheme="majorBidi"/>
+        </w:rPr>
+        <w:t>self assessment</w:t>
+      </w:r>
+      <w:proofErr w:type="spellEnd"/>
+      <w:r>
+        <w:rPr>
+          <w:rFonts w:ascii="Arial Nova" w:hAnsi="Arial Nova" w:cstheme="majorBidi"/>
+        </w:rPr>
+        <w:t>, invoicing, and business administration throughout.</w:t>
       </w:r>
     </w:p>
     <w:p>
@@ -1525,7 +1544,7 @@
       </w:pPr>
       <w:r>
         <w:pict w14:anchorId="7EC1A163">
-          <v:rect id="_x0000_i1031" style="width:0;height:1.5pt" o:hralign="center" o:hrstd="t" o:hr="t" fillcolor="#a0a0a0" stroked="f"/>
+          <v:rect id="_x0000_i1028" style="width:0;height:1.5pt" o:hralign="center" o:hrstd="t" o:hr="t" fillcolor="#a0a0a0" stroked="f"/>
         </w:pict>
       </w:r>
     </w:p>
@@ -1818,7 +1837,7 @@
           <w:rFonts w:ascii="Arial Nova" w:hAnsi="Arial Nova"/>
         </w:rPr>
         <w:pict w14:anchorId="5338D5D6">
-          <v:rect id="_x0000_i1035" style="width:0;height:1.5pt" o:hralign="center" o:hrstd="t" o:hr="t" fillcolor="#a0a0a0" stroked="f"/>
+          <v:rect id="_x0000_i1030" style="width:0;height:1.5pt" o:hralign="center" o:hrstd="t" o:hr="t" fillcolor="#a0a0a0" stroked="f"/>
         </w:pict>
       </w:r>
     </w:p>
@@ -1915,6 +1934,7 @@
     <w:p>
       <w:pPr>
         <w:rPr>
+          <w:rStyle w:val="Hyperlink"/>
           <w:lang w:val="en-US"/>
         </w:rPr>
       </w:pPr>
@@ -1986,30 +2006,57 @@
           </wp:anchor>
         </w:drawing>
       </w:r>
+      <w:r>
+        <w:rPr>
+          <w:lang w:val="en-US"/>
+        </w:rPr>
+        <w:fldChar w:fldCharType="begin"/>
+      </w:r>
+      <w:r>
+        <w:rPr>
+          <w:lang w:val="en-US"/>
+        </w:rPr>
+        <w:instrText>HYPERLINK "http://www.kyranwalker.com"</w:instrText>
+      </w:r>
+      <w:r>
+        <w:rPr>
+          <w:lang w:val="en-US"/>
+        </w:rPr>
+      </w:r>
+      <w:r>
+        <w:rPr>
+          <w:lang w:val="en-US"/>
+        </w:rPr>
+        <w:fldChar w:fldCharType="separate"/>
+      </w:r>
+      <w:r>
+        <w:rPr>
+          <w:rStyle w:val="Hyperlink"/>
+          <w:lang w:val="en-US"/>
+        </w:rPr>
+        <w:t>www.k</w:t>
+      </w:r>
+      <w:r>
+        <w:rPr>
+          <w:rStyle w:val="Hyperlink"/>
+          <w:lang w:val="en-US"/>
+        </w:rPr>
+        <w:t>yranwalker.com</w:t>
+      </w:r>
+    </w:p>
+    <w:p>
+      <w:r>
+        <w:rPr>
+          <w:lang w:val="en-US"/>
+        </w:rPr>
+        <w:fldChar w:fldCharType="end"/>
+      </w:r>
       <w:hyperlink r:id="rId10" w:history="1">
         <w:r>
           <w:rPr>
             <w:rStyle w:val="Hyperlink"/>
-            <w:lang w:val="en-US"/>
           </w:rPr>
-          <w:t>www.k</w:t>
-        </w:r>
-        <w:r>
-          <w:rPr>
-            <w:rStyle w:val="Hyperlink"/>
-            <w:lang w:val="en-US"/>
-          </w:rPr>
-          <w:t>yranwalker.com</w:t>
-        </w:r>
-      </w:hyperlink>
-    </w:p>
-    <w:p>
-      <w:hyperlink r:id="rId11" w:history="1">
-        <w:r>
-          <w:rPr>
-            <w:rStyle w:val="Hyperlink"/>
-          </w:rPr>
-          <w:t>www.linkedin.com/in/kyran-walker-b869bbbb</w:t>
+          <w:t>http://www.linkedin.com/in/kyran-walker-b869bbbb</w:t>
         </w:r>
       </w:hyperlink>
     </w:p>
@@ -2033,7 +2080,7 @@
           <w:rFonts w:ascii="Arial Nova" w:hAnsi="Arial Nova" w:cstheme="majorBidi"/>
         </w:rPr>
         <w:pict w14:anchorId="6FB9F14C">
-          <v:rect id="_x0000_i1036" style="width:0;height:1.5pt" o:hralign="center" o:hrstd="t" o:hr="t" fillcolor="#a0a0a0" stroked="f"/>
+          <v:rect id="_x0000_i1031" style="width:0;height:1.5pt" o:hralign="center" o:hrstd="t" o:hr="t" fillcolor="#a0a0a0" stroked="f"/>
         </w:pict>
       </w:r>
     </w:p>
@@ -2069,8 +2116,8 @@
       </w:r>
     </w:p>
     <w:sectPr>
-      <w:headerReference w:type="default" r:id="rId12"/>
-      <w:footerReference w:type="default" r:id="rId13"/>
+      <w:headerReference w:type="default" r:id="rId11"/>
+      <w:footerReference w:type="default" r:id="rId12"/>
       <w:pgSz w:w="11906" w:h="16838"/>
       <w:pgMar w:top="426" w:right="1558" w:bottom="709" w:left="1440" w:header="708" w:footer="708" w:gutter="0"/>
       <w:cols w:space="708"/>
@@ -4411,6 +4458,7 @@
   <w:style w:type="character" w:default="1" w:styleId="DefaultParagraphFont">
     <w:name w:val="Default Paragraph Font"/>
     <w:uiPriority w:val="1"/>
+    <w:semiHidden/>
     <w:unhideWhenUsed/>
   </w:style>
   <w:style w:type="table" w:default="1" w:styleId="TableNormal">
@@ -4790,6 +4838,18 @@
       <w:shd w:val="clear" w:color="auto" w:fill="E1DFDD"/>
     </w:rPr>
   </w:style>
+  <w:style w:type="character" w:styleId="FollowedHyperlink">
+    <w:name w:val="FollowedHyperlink"/>
+    <w:basedOn w:val="DefaultParagraphFont"/>
+    <w:uiPriority w:val="99"/>
+    <w:semiHidden/>
+    <w:unhideWhenUsed/>
+    <w:rsid w:val="00D71556"/>
+    <w:rPr>
+      <w:color w:val="96607D" w:themeColor="followedHyperlink"/>
+      <w:u w:val="single"/>
+    </w:rPr>
+  </w:style>
 </w:styles>
 </file>
 

--- a/K_Walker_CV.docx
+++ b/K_Walker_CV.docx
@@ -2374,7 +2374,14 @@
         <w:rFonts w:ascii="Arial Nova" w:hAnsi="Arial Nova" w:cstheme="majorBidi"/>
         <w:lang w:val="en-US"/>
       </w:rPr>
-      <w:t>kyranwalker94@hotmail.com</w:t>
+      <w:t>kyranwalker94@hotmail.co</w:t>
+    </w:r>
+    <w:r>
+      <w:rPr>
+        <w:rFonts w:ascii="Arial Nova" w:hAnsi="Arial Nova" w:cstheme="majorBidi"/>
+        <w:lang w:val="en-US"/>
+      </w:rPr>
+      <w:t>.uk</w:t>
     </w:r>
   </w:p>
   <w:p>

--- a/K_Walker_CV.docx
+++ b/K_Walker_CV.docx
@@ -1,6 +1,6 @@
 
 <file path=word/document.xml><?xml version="1.0" encoding="utf-8"?>
-<w:document xmlns:wpc="http://schemas.microsoft.com/office/word/2010/wordprocessingCanvas" xmlns:cx="http://schemas.microsoft.com/office/drawing/2014/chartex" xmlns:cx1="http://schemas.microsoft.com/office/drawing/2015/9/8/chartex" xmlns:cx2="http://schemas.microsoft.com/office/drawing/2015/10/21/chartex" xmlns:cx3="http://schemas.microsoft.com/office/drawing/2016/5/9/chartex" xmlns:cx4="http://schemas.microsoft.com/office/drawing/2016/5/10/chartex" xmlns:cx5="http://schemas.microsoft.com/office/drawing/2016/5/11/chartex" xmlns:cx6="http://schemas.microsoft.com/office/drawing/2016/5/12/chartex" xmlns:cx7="http://schemas.microsoft.com/office/drawing/2016/5/13/chartex" xmlns:cx8="http://schemas.microsoft.com/office/drawing/2016/5/14/chartex" xmlns:mc="http://schemas.openxmlformats.org/markup-compatibility/2006" xmlns:aink="http://schemas.microsoft.com/office/drawing/2016/ink" xmlns:am3d="http://schemas.microsoft.com/office/drawing/2017/model3d" xmlns:o="urn:schemas-microsoft-com:office:office" xmlns:oel="http://schemas.microsoft.com/office/2019/extlst" xmlns:r="http://schemas.openxmlformats.org/officeDocument/2006/relationships" xmlns:m="http://schemas.openxmlformats.org/officeDocument/2006/math" xmlns:v="urn:schemas-microsoft-com:vml" xmlns:wp14="http://schemas.microsoft.com/office/word/2010/wordprocessingDrawing" xmlns:wp="http://schemas.openxmlformats.org/drawingml/2006/wordprocessingDrawing" xmlns:w10="urn:schemas-microsoft-com:office:word" xmlns:w="http://schemas.openxmlformats.org/wordprocessingml/2006/main" xmlns:w14="http://schemas.microsoft.com/office/word/2010/wordml" xmlns:w15="http://schemas.microsoft.com/office/word/2012/wordml" xmlns:w16cex="http://schemas.microsoft.com/office/word/2018/wordml/cex" xmlns:w16cid="http://schemas.microsoft.com/office/word/2016/wordml/cid" xmlns:w16="http://schemas.microsoft.com/office/word/2018/wordml" xmlns:w16du="http://schemas.microsoft.com/office/word/2023/wordml/word16du" xmlns:w16sdtdh="http://schemas.microsoft.com/office/word/2020/wordml/sdtdatahash" xmlns:w16sdtfl="http://schemas.microsoft.com/office/word/2024/wordml/sdtformatlock" xmlns:w16se="http://schemas.microsoft.com/office/word/2015/wordml/symex" xmlns:wpg="http://schemas.microsoft.com/office/word/2010/wordprocessingGroup" xmlns:wpi="http://schemas.microsoft.com/office/word/2010/wordprocessingInk" xmlns:wne="http://schemas.microsoft.com/office/word/2006/wordml" xmlns:wps="http://schemas.microsoft.com/office/word/2010/wordprocessingShape" mc:Ignorable="w14 w15 w16se w16cid w16 w16cex w16sdtdh w16sdtfl w16du wp14">
+<w:document xmlns:wpc="http://schemas.microsoft.com/office/word/2010/wordprocessingCanvas" xmlns:cx="http://schemas.microsoft.com/office/drawing/2014/chartex" xmlns:cx1="http://schemas.microsoft.com/office/drawing/2015/9/8/chartex" xmlns:cx2="http://schemas.microsoft.com/office/drawing/2015/10/21/chartex" xmlns:cx3="http://schemas.microsoft.com/office/drawing/2016/5/9/chartex" xmlns:cx4="http://schemas.microsoft.com/office/drawing/2016/5/10/chartex" xmlns:cx5="http://schemas.microsoft.com/office/drawing/2016/5/11/chartex" xmlns:cx6="http://schemas.microsoft.com/office/drawing/2016/5/12/chartex" xmlns:cx7="http://schemas.microsoft.com/office/drawing/2016/5/13/chartex" xmlns:cx8="http://schemas.microsoft.com/office/drawing/2016/5/14/chartex" xmlns:mc="http://schemas.openxmlformats.org/markup-compatibility/2006" xmlns:aink="http://schemas.microsoft.com/office/drawing/2016/ink" xmlns:am3d="http://schemas.microsoft.com/office/drawing/2017/model3d" xmlns:o="urn:schemas-microsoft-com:office:office" xmlns:oel="http://schemas.microsoft.com/office/2019/extlst" xmlns:r="http://schemas.openxmlformats.org/officeDocument/2006/relationships" xmlns:m="http://schemas.openxmlformats.org/officeDocument/2006/math" xmlns:v="urn:schemas-microsoft-com:vml" xmlns:wp14="http://schemas.microsoft.com/office/word/2010/wordprocessingDrawing" xmlns:wp="http://schemas.openxmlformats.org/drawingml/2006/wordprocessingDrawing" xmlns:w10="urn:schemas-microsoft-com:office:word" xmlns:w="http://schemas.openxmlformats.org/wordprocessingml/2006/main" xmlns:w14="http://schemas.microsoft.com/office/word/2010/wordml" xmlns:w15="http://schemas.microsoft.com/office/word/2012/wordml" xmlns:w16cei="http://schemas.microsoft.com/office/word/2026/wordml/cei" xmlns:w16cex="http://schemas.microsoft.com/office/word/2018/wordml/cex" xmlns:w16cid="http://schemas.microsoft.com/office/word/2016/wordml/cid" xmlns:w16="http://schemas.microsoft.com/office/word/2018/wordml" xmlns:w16du="http://schemas.microsoft.com/office/word/2023/wordml/word16du" xmlns:w16sdtdh="http://schemas.microsoft.com/office/word/2020/wordml/sdtdatahash" xmlns:w16sdtfl="http://schemas.microsoft.com/office/word/2024/wordml/sdtformatlock" xmlns:w16se="http://schemas.microsoft.com/office/word/2015/wordml/symex" xmlns:wpg="http://schemas.microsoft.com/office/word/2010/wordprocessingGroup" xmlns:wpi="http://schemas.microsoft.com/office/word/2010/wordprocessingInk" xmlns:wne="http://schemas.microsoft.com/office/word/2006/wordml" xmlns:wps="http://schemas.microsoft.com/office/word/2010/wordprocessingShape" mc:Ignorable="w14 w15 w16se w16cid w16 w16cex w16sdtdh w16sdtfl w16du wp14">
   <w:body>
     <w:p>
       <w:pPr>
@@ -295,21 +295,7 @@
         <w:rPr>
           <w:rFonts w:ascii="Arial Nova" w:hAnsi="Arial Nova" w:cstheme="majorBidi"/>
         </w:rPr>
-        <w:t xml:space="preserve">Providing remote bookkeeping and </w:t>
-      </w:r>
-      <w:proofErr w:type="spellStart"/>
-      <w:r>
-        <w:rPr>
-          <w:rFonts w:ascii="Arial Nova" w:hAnsi="Arial Nova" w:cstheme="majorBidi"/>
-        </w:rPr>
-        <w:t>self assessment</w:t>
-      </w:r>
-      <w:proofErr w:type="spellEnd"/>
-      <w:r>
-        <w:rPr>
-          <w:rFonts w:ascii="Arial Nova" w:hAnsi="Arial Nova" w:cstheme="majorBidi"/>
-        </w:rPr>
-        <w:t xml:space="preserve"> services to individuals and small businesses on a project basis, with a focus on accuracy, Xero, and clean financial records.</w:t>
+        <w:t>Providing remote bookkeeping and self assessment services to individuals and small businesses on a project basis, with a focus on accuracy, Xero, and clean financial records.</w:t>
       </w:r>
     </w:p>
     <w:p>
@@ -347,21 +333,7 @@
         <w:rPr>
           <w:rFonts w:ascii="Arial Nova" w:hAnsi="Arial Nova" w:cstheme="majorBidi"/>
         </w:rPr>
-        <w:t xml:space="preserve">Managing own </w:t>
-      </w:r>
-      <w:proofErr w:type="spellStart"/>
-      <w:r>
-        <w:rPr>
-          <w:rFonts w:ascii="Arial Nova" w:hAnsi="Arial Nova" w:cstheme="majorBidi"/>
-        </w:rPr>
-        <w:t>self assessment</w:t>
-      </w:r>
-      <w:proofErr w:type="spellEnd"/>
-      <w:r>
-        <w:rPr>
-          <w:rFonts w:ascii="Arial Nova" w:hAnsi="Arial Nova" w:cstheme="majorBidi"/>
-        </w:rPr>
-        <w:t>, invoicing, and business administration throughout.</w:t>
+        <w:t>Managing own self assessment, invoicing, and business administration throughout.</w:t>
       </w:r>
     </w:p>
     <w:p>
@@ -473,7 +445,15 @@
           <w:i/>
           <w:iCs/>
         </w:rPr>
-        <w:t xml:space="preserve">January 2025 – </w:t>
+        <w:t>December 2022</w:t>
+      </w:r>
+      <w:r>
+        <w:rPr>
+          <w:rFonts w:ascii="Arial Nova" w:hAnsi="Arial Nova" w:cstheme="majorBidi"/>
+          <w:i/>
+          <w:iCs/>
+        </w:rPr>
+        <w:t xml:space="preserve"> – </w:t>
       </w:r>
       <w:r>
         <w:rPr>
@@ -583,7 +563,15 @@
           <w:i/>
           <w:iCs/>
         </w:rPr>
-        <w:t>June 2021 – December 2024</w:t>
+        <w:t xml:space="preserve">June 2021 – </w:t>
+      </w:r>
+      <w:r>
+        <w:rPr>
+          <w:rFonts w:ascii="Arial Nova" w:hAnsi="Arial Nova" w:cstheme="majorBidi"/>
+          <w:i/>
+          <w:iCs/>
+        </w:rPr>
+        <w:t>December 2022</w:t>
       </w:r>
     </w:p>
     <w:p>
@@ -715,15 +703,15 @@
           <w:i/>
           <w:iCs/>
         </w:rPr>
-        <w:t>March</w:t>
-      </w:r>
-      <w:r>
-        <w:rPr>
-          <w:rFonts w:ascii="Arial Nova" w:hAnsi="Arial Nova" w:cstheme="majorBidi"/>
-          <w:i/>
-          <w:iCs/>
-        </w:rPr>
-        <w:t xml:space="preserve"> 2020 – </w:t>
+        <w:t>February 2020</w:t>
+      </w:r>
+      <w:r>
+        <w:rPr>
+          <w:rFonts w:ascii="Arial Nova" w:hAnsi="Arial Nova" w:cstheme="majorBidi"/>
+          <w:i/>
+          <w:iCs/>
+        </w:rPr>
+        <w:t xml:space="preserve"> – </w:t>
       </w:r>
       <w:r>
         <w:rPr>
@@ -1025,15 +1013,15 @@
           <w:i/>
           <w:iCs/>
         </w:rPr>
-        <w:t xml:space="preserve">September </w:t>
-      </w:r>
-      <w:r>
-        <w:rPr>
-          <w:rFonts w:ascii="Arial Nova" w:hAnsi="Arial Nova" w:cstheme="majorBidi"/>
-          <w:i/>
-          <w:iCs/>
-        </w:rPr>
-        <w:t xml:space="preserve">2017 – </w:t>
+        <w:t>April 2017</w:t>
+      </w:r>
+      <w:r>
+        <w:rPr>
+          <w:rFonts w:ascii="Arial Nova" w:hAnsi="Arial Nova" w:cstheme="majorBidi"/>
+          <w:i/>
+          <w:iCs/>
+        </w:rPr>
+        <w:t xml:space="preserve"> – </w:t>
       </w:r>
       <w:r>
         <w:rPr>
@@ -1227,23 +1215,7 @@
           <w:i/>
           <w:iCs/>
         </w:rPr>
-        <w:t>September</w:t>
-      </w:r>
-      <w:r>
-        <w:rPr>
-          <w:rFonts w:ascii="Arial Nova" w:hAnsi="Arial Nova" w:cstheme="majorBidi"/>
-          <w:i/>
-          <w:iCs/>
-        </w:rPr>
-        <w:t xml:space="preserve"> 201</w:t>
-      </w:r>
-      <w:r>
-        <w:rPr>
-          <w:rFonts w:ascii="Arial Nova" w:hAnsi="Arial Nova" w:cstheme="majorBidi"/>
-          <w:i/>
-          <w:iCs/>
-        </w:rPr>
-        <w:t>5</w:t>
+        <w:t>October 2015</w:t>
       </w:r>
       <w:r>
         <w:rPr>
@@ -1259,15 +1231,7 @@
           <w:i/>
           <w:iCs/>
         </w:rPr>
-        <w:t>January</w:t>
-      </w:r>
-      <w:r>
-        <w:rPr>
-          <w:rFonts w:ascii="Arial Nova" w:hAnsi="Arial Nova" w:cstheme="majorBidi"/>
-          <w:i/>
-          <w:iCs/>
-        </w:rPr>
-        <w:t xml:space="preserve"> 2017</w:t>
+        <w:t>March 2017</w:t>
       </w:r>
     </w:p>
     <w:p>
@@ -2128,7 +2092,7 @@
 </file>
 
 <file path=word/endnotes.xml><?xml version="1.0" encoding="utf-8"?>
-<w:endnotes xmlns:wpc="http://schemas.microsoft.com/office/word/2010/wordprocessingCanvas" xmlns:cx="http://schemas.microsoft.com/office/drawing/2014/chartex" xmlns:cx1="http://schemas.microsoft.com/office/drawing/2015/9/8/chartex" xmlns:cx2="http://schemas.microsoft.com/office/drawing/2015/10/21/chartex" xmlns:cx3="http://schemas.microsoft.com/office/drawing/2016/5/9/chartex" xmlns:cx4="http://schemas.microsoft.com/office/drawing/2016/5/10/chartex" xmlns:cx5="http://schemas.microsoft.com/office/drawing/2016/5/11/chartex" xmlns:cx6="http://schemas.microsoft.com/office/drawing/2016/5/12/chartex" xmlns:cx7="http://schemas.microsoft.com/office/drawing/2016/5/13/chartex" xmlns:cx8="http://schemas.microsoft.com/office/drawing/2016/5/14/chartex" xmlns:mc="http://schemas.openxmlformats.org/markup-compatibility/2006" xmlns:aink="http://schemas.microsoft.com/office/drawing/2016/ink" xmlns:am3d="http://schemas.microsoft.com/office/drawing/2017/model3d" xmlns:o="urn:schemas-microsoft-com:office:office" xmlns:oel="http://schemas.microsoft.com/office/2019/extlst" xmlns:r="http://schemas.openxmlformats.org/officeDocument/2006/relationships" xmlns:m="http://schemas.openxmlformats.org/officeDocument/2006/math" xmlns:v="urn:schemas-microsoft-com:vml" xmlns:wp14="http://schemas.microsoft.com/office/word/2010/wordprocessingDrawing" xmlns:wp="http://schemas.openxmlformats.org/drawingml/2006/wordprocessingDrawing" xmlns:w10="urn:schemas-microsoft-com:office:word" xmlns:w="http://schemas.openxmlformats.org/wordprocessingml/2006/main" xmlns:w14="http://schemas.microsoft.com/office/word/2010/wordml" xmlns:w15="http://schemas.microsoft.com/office/word/2012/wordml" xmlns:w16cex="http://schemas.microsoft.com/office/word/2018/wordml/cex" xmlns:w16cid="http://schemas.microsoft.com/office/word/2016/wordml/cid" xmlns:w16="http://schemas.microsoft.com/office/word/2018/wordml" xmlns:w16du="http://schemas.microsoft.com/office/word/2023/wordml/word16du" xmlns:w16sdtdh="http://schemas.microsoft.com/office/word/2020/wordml/sdtdatahash" xmlns:w16sdtfl="http://schemas.microsoft.com/office/word/2024/wordml/sdtformatlock" xmlns:w16se="http://schemas.microsoft.com/office/word/2015/wordml/symex" xmlns:wpg="http://schemas.microsoft.com/office/word/2010/wordprocessingGroup" xmlns:wpi="http://schemas.microsoft.com/office/word/2010/wordprocessingInk" xmlns:wne="http://schemas.microsoft.com/office/word/2006/wordml" xmlns:wps="http://schemas.microsoft.com/office/word/2010/wordprocessingShape" mc:Ignorable="w14 w15 w16se w16cid w16 w16cex w16sdtdh w16sdtfl w16du wp14">
+<w:endnotes xmlns:wpc="http://schemas.microsoft.com/office/word/2010/wordprocessingCanvas" xmlns:cx="http://schemas.microsoft.com/office/drawing/2014/chartex" xmlns:cx1="http://schemas.microsoft.com/office/drawing/2015/9/8/chartex" xmlns:cx2="http://schemas.microsoft.com/office/drawing/2015/10/21/chartex" xmlns:cx3="http://schemas.microsoft.com/office/drawing/2016/5/9/chartex" xmlns:cx4="http://schemas.microsoft.com/office/drawing/2016/5/10/chartex" xmlns:cx5="http://schemas.microsoft.com/office/drawing/2016/5/11/chartex" xmlns:cx6="http://schemas.microsoft.com/office/drawing/2016/5/12/chartex" xmlns:cx7="http://schemas.microsoft.com/office/drawing/2016/5/13/chartex" xmlns:cx8="http://schemas.microsoft.com/office/drawing/2016/5/14/chartex" xmlns:mc="http://schemas.openxmlformats.org/markup-compatibility/2006" xmlns:aink="http://schemas.microsoft.com/office/drawing/2016/ink" xmlns:am3d="http://schemas.microsoft.com/office/drawing/2017/model3d" xmlns:o="urn:schemas-microsoft-com:office:office" xmlns:oel="http://schemas.microsoft.com/office/2019/extlst" xmlns:r="http://schemas.openxmlformats.org/officeDocument/2006/relationships" xmlns:m="http://schemas.openxmlformats.org/officeDocument/2006/math" xmlns:v="urn:schemas-microsoft-com:vml" xmlns:wp14="http://schemas.microsoft.com/office/word/2010/wordprocessingDrawing" xmlns:wp="http://schemas.openxmlformats.org/drawingml/2006/wordprocessingDrawing" xmlns:w10="urn:schemas-microsoft-com:office:word" xmlns:w="http://schemas.openxmlformats.org/wordprocessingml/2006/main" xmlns:w14="http://schemas.microsoft.com/office/word/2010/wordml" xmlns:w15="http://schemas.microsoft.com/office/word/2012/wordml" xmlns:w16cei="http://schemas.microsoft.com/office/word/2026/wordml/cei" xmlns:w16cex="http://schemas.microsoft.com/office/word/2018/wordml/cex" xmlns:w16cid="http://schemas.microsoft.com/office/word/2016/wordml/cid" xmlns:w16="http://schemas.microsoft.com/office/word/2018/wordml" xmlns:w16du="http://schemas.microsoft.com/office/word/2023/wordml/word16du" xmlns:w16sdtdh="http://schemas.microsoft.com/office/word/2020/wordml/sdtdatahash" xmlns:w16sdtfl="http://schemas.microsoft.com/office/word/2024/wordml/sdtformatlock" xmlns:w16se="http://schemas.microsoft.com/office/word/2015/wordml/symex" xmlns:wpg="http://schemas.microsoft.com/office/word/2010/wordprocessingGroup" xmlns:wpi="http://schemas.microsoft.com/office/word/2010/wordprocessingInk" xmlns:wne="http://schemas.microsoft.com/office/word/2006/wordml" xmlns:wps="http://schemas.microsoft.com/office/word/2010/wordprocessingShape" mc:Ignorable="w14 w15 w16se w16cid w16 w16cex w16sdtdh w16sdtfl w16du wp14">
   <w:endnote w:type="separator" w:id="-1">
     <w:p>
       <w:pPr>
@@ -2153,7 +2117,7 @@
 </file>
 
 <file path=word/footer1.xml><?xml version="1.0" encoding="utf-8"?>
-<w:ftr xmlns:wpc="http://schemas.microsoft.com/office/word/2010/wordprocessingCanvas" xmlns:cx="http://schemas.microsoft.com/office/drawing/2014/chartex" xmlns:cx1="http://schemas.microsoft.com/office/drawing/2015/9/8/chartex" xmlns:cx2="http://schemas.microsoft.com/office/drawing/2015/10/21/chartex" xmlns:cx3="http://schemas.microsoft.com/office/drawing/2016/5/9/chartex" xmlns:cx4="http://schemas.microsoft.com/office/drawing/2016/5/10/chartex" xmlns:cx5="http://schemas.microsoft.com/office/drawing/2016/5/11/chartex" xmlns:cx6="http://schemas.microsoft.com/office/drawing/2016/5/12/chartex" xmlns:cx7="http://schemas.microsoft.com/office/drawing/2016/5/13/chartex" xmlns:cx8="http://schemas.microsoft.com/office/drawing/2016/5/14/chartex" xmlns:mc="http://schemas.openxmlformats.org/markup-compatibility/2006" xmlns:aink="http://schemas.microsoft.com/office/drawing/2016/ink" xmlns:am3d="http://schemas.microsoft.com/office/drawing/2017/model3d" xmlns:o="urn:schemas-microsoft-com:office:office" xmlns:oel="http://schemas.microsoft.com/office/2019/extlst" xmlns:r="http://schemas.openxmlformats.org/officeDocument/2006/relationships" xmlns:m="http://schemas.openxmlformats.org/officeDocument/2006/math" xmlns:v="urn:schemas-microsoft-com:vml" xmlns:wp14="http://schemas.microsoft.com/office/word/2010/wordprocessingDrawing" xmlns:wp="http://schemas.openxmlformats.org/drawingml/2006/wordprocessingDrawing" xmlns:w10="urn:schemas-microsoft-com:office:word" xmlns:w="http://schemas.openxmlformats.org/wordprocessingml/2006/main" xmlns:w14="http://schemas.microsoft.com/office/word/2010/wordml" xmlns:w15="http://schemas.microsoft.com/office/word/2012/wordml" xmlns:w16cex="http://schemas.microsoft.com/office/word/2018/wordml/cex" xmlns:w16cid="http://schemas.microsoft.com/office/word/2016/wordml/cid" xmlns:w16="http://schemas.microsoft.com/office/word/2018/wordml" xmlns:w16du="http://schemas.microsoft.com/office/word/2023/wordml/word16du" xmlns:w16sdtdh="http://schemas.microsoft.com/office/word/2020/wordml/sdtdatahash" xmlns:w16sdtfl="http://schemas.microsoft.com/office/word/2024/wordml/sdtformatlock" xmlns:w16se="http://schemas.microsoft.com/office/word/2015/wordml/symex" xmlns:wpg="http://schemas.microsoft.com/office/word/2010/wordprocessingGroup" xmlns:wpi="http://schemas.microsoft.com/office/word/2010/wordprocessingInk" xmlns:wne="http://schemas.microsoft.com/office/word/2006/wordml" xmlns:wps="http://schemas.microsoft.com/office/word/2010/wordprocessingShape" mc:Ignorable="w14 w15 w16se w16cid w16 w16cex w16sdtdh w16sdtfl w16du wp14">
+<w:ftr xmlns:wpc="http://schemas.microsoft.com/office/word/2010/wordprocessingCanvas" xmlns:cx="http://schemas.microsoft.com/office/drawing/2014/chartex" xmlns:cx1="http://schemas.microsoft.com/office/drawing/2015/9/8/chartex" xmlns:cx2="http://schemas.microsoft.com/office/drawing/2015/10/21/chartex" xmlns:cx3="http://schemas.microsoft.com/office/drawing/2016/5/9/chartex" xmlns:cx4="http://schemas.microsoft.com/office/drawing/2016/5/10/chartex" xmlns:cx5="http://schemas.microsoft.com/office/drawing/2016/5/11/chartex" xmlns:cx6="http://schemas.microsoft.com/office/drawing/2016/5/12/chartex" xmlns:cx7="http://schemas.microsoft.com/office/drawing/2016/5/13/chartex" xmlns:cx8="http://schemas.microsoft.com/office/drawing/2016/5/14/chartex" xmlns:mc="http://schemas.openxmlformats.org/markup-compatibility/2006" xmlns:aink="http://schemas.microsoft.com/office/drawing/2016/ink" xmlns:am3d="http://schemas.microsoft.com/office/drawing/2017/model3d" xmlns:o="urn:schemas-microsoft-com:office:office" xmlns:oel="http://schemas.microsoft.com/office/2019/extlst" xmlns:r="http://schemas.openxmlformats.org/officeDocument/2006/relationships" xmlns:m="http://schemas.openxmlformats.org/officeDocument/2006/math" xmlns:v="urn:schemas-microsoft-com:vml" xmlns:wp14="http://schemas.microsoft.com/office/word/2010/wordprocessingDrawing" xmlns:wp="http://schemas.openxmlformats.org/drawingml/2006/wordprocessingDrawing" xmlns:w10="urn:schemas-microsoft-com:office:word" xmlns:w="http://schemas.openxmlformats.org/wordprocessingml/2006/main" xmlns:w14="http://schemas.microsoft.com/office/word/2010/wordml" xmlns:w15="http://schemas.microsoft.com/office/word/2012/wordml" xmlns:w16cei="http://schemas.microsoft.com/office/word/2026/wordml/cei" xmlns:w16cex="http://schemas.microsoft.com/office/word/2018/wordml/cex" xmlns:w16cid="http://schemas.microsoft.com/office/word/2016/wordml/cid" xmlns:w16="http://schemas.microsoft.com/office/word/2018/wordml" xmlns:w16du="http://schemas.microsoft.com/office/word/2023/wordml/word16du" xmlns:w16sdtdh="http://schemas.microsoft.com/office/word/2020/wordml/sdtdatahash" xmlns:w16sdtfl="http://schemas.microsoft.com/office/word/2024/wordml/sdtformatlock" xmlns:w16se="http://schemas.microsoft.com/office/word/2015/wordml/symex" xmlns:wpg="http://schemas.microsoft.com/office/word/2010/wordprocessingGroup" xmlns:wpi="http://schemas.microsoft.com/office/word/2010/wordprocessingInk" xmlns:wne="http://schemas.microsoft.com/office/word/2006/wordml" xmlns:wps="http://schemas.microsoft.com/office/word/2010/wordprocessingShape" mc:Ignorable="w14 w15 w16se w16cid w16 w16cex w16sdtdh w16sdtfl w16du wp14">
   <w:p>
     <w:pPr>
       <w:pStyle w:val="Footer"/>
@@ -2309,7 +2273,7 @@
 </file>
 
 <file path=word/footnotes.xml><?xml version="1.0" encoding="utf-8"?>
-<w:footnotes xmlns:wpc="http://schemas.microsoft.com/office/word/2010/wordprocessingCanvas" xmlns:cx="http://schemas.microsoft.com/office/drawing/2014/chartex" xmlns:cx1="http://schemas.microsoft.com/office/drawing/2015/9/8/chartex" xmlns:cx2="http://schemas.microsoft.com/office/drawing/2015/10/21/chartex" xmlns:cx3="http://schemas.microsoft.com/office/drawing/2016/5/9/chartex" xmlns:cx4="http://schemas.microsoft.com/office/drawing/2016/5/10/chartex" xmlns:cx5="http://schemas.microsoft.com/office/drawing/2016/5/11/chartex" xmlns:cx6="http://schemas.microsoft.com/office/drawing/2016/5/12/chartex" xmlns:cx7="http://schemas.microsoft.com/office/drawing/2016/5/13/chartex" xmlns:cx8="http://schemas.microsoft.com/office/drawing/2016/5/14/chartex" xmlns:mc="http://schemas.openxmlformats.org/markup-compatibility/2006" xmlns:aink="http://schemas.microsoft.com/office/drawing/2016/ink" xmlns:am3d="http://schemas.microsoft.com/office/drawing/2017/model3d" xmlns:o="urn:schemas-microsoft-com:office:office" xmlns:oel="http://schemas.microsoft.com/office/2019/extlst" xmlns:r="http://schemas.openxmlformats.org/officeDocument/2006/relationships" xmlns:m="http://schemas.openxmlformats.org/officeDocument/2006/math" xmlns:v="urn:schemas-microsoft-com:vml" xmlns:wp14="http://schemas.microsoft.com/office/word/2010/wordprocessingDrawing" xmlns:wp="http://schemas.openxmlformats.org/drawingml/2006/wordprocessingDrawing" xmlns:w10="urn:schemas-microsoft-com:office:word" xmlns:w="http://schemas.openxmlformats.org/wordprocessingml/2006/main" xmlns:w14="http://schemas.microsoft.com/office/word/2010/wordml" xmlns:w15="http://schemas.microsoft.com/office/word/2012/wordml" xmlns:w16cex="http://schemas.microsoft.com/office/word/2018/wordml/cex" xmlns:w16cid="http://schemas.microsoft.com/office/word/2016/wordml/cid" xmlns:w16="http://schemas.microsoft.com/office/word/2018/wordml" xmlns:w16du="http://schemas.microsoft.com/office/word/2023/wordml/word16du" xmlns:w16sdtdh="http://schemas.microsoft.com/office/word/2020/wordml/sdtdatahash" xmlns:w16sdtfl="http://schemas.microsoft.com/office/word/2024/wordml/sdtformatlock" xmlns:w16se="http://schemas.microsoft.com/office/word/2015/wordml/symex" xmlns:wpg="http://schemas.microsoft.com/office/word/2010/wordprocessingGroup" xmlns:wpi="http://schemas.microsoft.com/office/word/2010/wordprocessingInk" xmlns:wne="http://schemas.microsoft.com/office/word/2006/wordml" xmlns:wps="http://schemas.microsoft.com/office/word/2010/wordprocessingShape" mc:Ignorable="w14 w15 w16se w16cid w16 w16cex w16sdtdh w16sdtfl w16du wp14">
+<w:footnotes xmlns:wpc="http://schemas.microsoft.com/office/word/2010/wordprocessingCanvas" xmlns:cx="http://schemas.microsoft.com/office/drawing/2014/chartex" xmlns:cx1="http://schemas.microsoft.com/office/drawing/2015/9/8/chartex" xmlns:cx2="http://schemas.microsoft.com/office/drawing/2015/10/21/chartex" xmlns:cx3="http://schemas.microsoft.com/office/drawing/2016/5/9/chartex" xmlns:cx4="http://schemas.microsoft.com/office/drawing/2016/5/10/chartex" xmlns:cx5="http://schemas.microsoft.com/office/drawing/2016/5/11/chartex" xmlns:cx6="http://schemas.microsoft.com/office/drawing/2016/5/12/chartex" xmlns:cx7="http://schemas.microsoft.com/office/drawing/2016/5/13/chartex" xmlns:cx8="http://schemas.microsoft.com/office/drawing/2016/5/14/chartex" xmlns:mc="http://schemas.openxmlformats.org/markup-compatibility/2006" xmlns:aink="http://schemas.microsoft.com/office/drawing/2016/ink" xmlns:am3d="http://schemas.microsoft.com/office/drawing/2017/model3d" xmlns:o="urn:schemas-microsoft-com:office:office" xmlns:oel="http://schemas.microsoft.com/office/2019/extlst" xmlns:r="http://schemas.openxmlformats.org/officeDocument/2006/relationships" xmlns:m="http://schemas.openxmlformats.org/officeDocument/2006/math" xmlns:v="urn:schemas-microsoft-com:vml" xmlns:wp14="http://schemas.microsoft.com/office/word/2010/wordprocessingDrawing" xmlns:wp="http://schemas.openxmlformats.org/drawingml/2006/wordprocessingDrawing" xmlns:w10="urn:schemas-microsoft-com:office:word" xmlns:w="http://schemas.openxmlformats.org/wordprocessingml/2006/main" xmlns:w14="http://schemas.microsoft.com/office/word/2010/wordml" xmlns:w15="http://schemas.microsoft.com/office/word/2012/wordml" xmlns:w16cei="http://schemas.microsoft.com/office/word/2026/wordml/cei" xmlns:w16cex="http://schemas.microsoft.com/office/word/2018/wordml/cex" xmlns:w16cid="http://schemas.microsoft.com/office/word/2016/wordml/cid" xmlns:w16="http://schemas.microsoft.com/office/word/2018/wordml" xmlns:w16du="http://schemas.microsoft.com/office/word/2023/wordml/word16du" xmlns:w16sdtdh="http://schemas.microsoft.com/office/word/2020/wordml/sdtdatahash" xmlns:w16sdtfl="http://schemas.microsoft.com/office/word/2024/wordml/sdtformatlock" xmlns:w16se="http://schemas.microsoft.com/office/word/2015/wordml/symex" xmlns:wpg="http://schemas.microsoft.com/office/word/2010/wordprocessingGroup" xmlns:wpi="http://schemas.microsoft.com/office/word/2010/wordprocessingInk" xmlns:wne="http://schemas.microsoft.com/office/word/2006/wordml" xmlns:wps="http://schemas.microsoft.com/office/word/2010/wordprocessingShape" mc:Ignorable="w14 w15 w16se w16cid w16 w16cex w16sdtdh w16sdtfl w16du wp14">
   <w:footnote w:type="separator" w:id="-1">
     <w:p>
       <w:pPr>
@@ -2334,7 +2298,7 @@
 </file>
 
 <file path=word/header1.xml><?xml version="1.0" encoding="utf-8"?>
-<w:hdr xmlns:wpc="http://schemas.microsoft.com/office/word/2010/wordprocessingCanvas" xmlns:cx="http://schemas.microsoft.com/office/drawing/2014/chartex" xmlns:cx1="http://schemas.microsoft.com/office/drawing/2015/9/8/chartex" xmlns:cx2="http://schemas.microsoft.com/office/drawing/2015/10/21/chartex" xmlns:cx3="http://schemas.microsoft.com/office/drawing/2016/5/9/chartex" xmlns:cx4="http://schemas.microsoft.com/office/drawing/2016/5/10/chartex" xmlns:cx5="http://schemas.microsoft.com/office/drawing/2016/5/11/chartex" xmlns:cx6="http://schemas.microsoft.com/office/drawing/2016/5/12/chartex" xmlns:cx7="http://schemas.microsoft.com/office/drawing/2016/5/13/chartex" xmlns:cx8="http://schemas.microsoft.com/office/drawing/2016/5/14/chartex" xmlns:mc="http://schemas.openxmlformats.org/markup-compatibility/2006" xmlns:aink="http://schemas.microsoft.com/office/drawing/2016/ink" xmlns:am3d="http://schemas.microsoft.com/office/drawing/2017/model3d" xmlns:o="urn:schemas-microsoft-com:office:office" xmlns:oel="http://schemas.microsoft.com/office/2019/extlst" xmlns:r="http://schemas.openxmlformats.org/officeDocument/2006/relationships" xmlns:m="http://schemas.openxmlformats.org/officeDocument/2006/math" xmlns:v="urn:schemas-microsoft-com:vml" xmlns:wp14="http://schemas.microsoft.com/office/word/2010/wordprocessingDrawing" xmlns:wp="http://schemas.openxmlformats.org/drawingml/2006/wordprocessingDrawing" xmlns:w10="urn:schemas-microsoft-com:office:word" xmlns:w="http://schemas.openxmlformats.org/wordprocessingml/2006/main" xmlns:w14="http://schemas.microsoft.com/office/word/2010/wordml" xmlns:w15="http://schemas.microsoft.com/office/word/2012/wordml" xmlns:w16cex="http://schemas.microsoft.com/office/word/2018/wordml/cex" xmlns:w16cid="http://schemas.microsoft.com/office/word/2016/wordml/cid" xmlns:w16="http://schemas.microsoft.com/office/word/2018/wordml" xmlns:w16du="http://schemas.microsoft.com/office/word/2023/wordml/word16du" xmlns:w16sdtdh="http://schemas.microsoft.com/office/word/2020/wordml/sdtdatahash" xmlns:w16sdtfl="http://schemas.microsoft.com/office/word/2024/wordml/sdtformatlock" xmlns:w16se="http://schemas.microsoft.com/office/word/2015/wordml/symex" xmlns:wpg="http://schemas.microsoft.com/office/word/2010/wordprocessingGroup" xmlns:wpi="http://schemas.microsoft.com/office/word/2010/wordprocessingInk" xmlns:wne="http://schemas.microsoft.com/office/word/2006/wordml" xmlns:wps="http://schemas.microsoft.com/office/word/2010/wordprocessingShape" mc:Ignorable="w14 w15 w16se w16cid w16 w16cex w16sdtdh w16sdtfl w16du wp14">
+<w:hdr xmlns:wpc="http://schemas.microsoft.com/office/word/2010/wordprocessingCanvas" xmlns:cx="http://schemas.microsoft.com/office/drawing/2014/chartex" xmlns:cx1="http://schemas.microsoft.com/office/drawing/2015/9/8/chartex" xmlns:cx2="http://schemas.microsoft.com/office/drawing/2015/10/21/chartex" xmlns:cx3="http://schemas.microsoft.com/office/drawing/2016/5/9/chartex" xmlns:cx4="http://schemas.microsoft.com/office/drawing/2016/5/10/chartex" xmlns:cx5="http://schemas.microsoft.com/office/drawing/2016/5/11/chartex" xmlns:cx6="http://schemas.microsoft.com/office/drawing/2016/5/12/chartex" xmlns:cx7="http://schemas.microsoft.com/office/drawing/2016/5/13/chartex" xmlns:cx8="http://schemas.microsoft.com/office/drawing/2016/5/14/chartex" xmlns:mc="http://schemas.openxmlformats.org/markup-compatibility/2006" xmlns:aink="http://schemas.microsoft.com/office/drawing/2016/ink" xmlns:am3d="http://schemas.microsoft.com/office/drawing/2017/model3d" xmlns:o="urn:schemas-microsoft-com:office:office" xmlns:oel="http://schemas.microsoft.com/office/2019/extlst" xmlns:r="http://schemas.openxmlformats.org/officeDocument/2006/relationships" xmlns:m="http://schemas.openxmlformats.org/officeDocument/2006/math" xmlns:v="urn:schemas-microsoft-com:vml" xmlns:wp14="http://schemas.microsoft.com/office/word/2010/wordprocessingDrawing" xmlns:wp="http://schemas.openxmlformats.org/drawingml/2006/wordprocessingDrawing" xmlns:w10="urn:schemas-microsoft-com:office:word" xmlns:w="http://schemas.openxmlformats.org/wordprocessingml/2006/main" xmlns:w14="http://schemas.microsoft.com/office/word/2010/wordml" xmlns:w15="http://schemas.microsoft.com/office/word/2012/wordml" xmlns:w16cei="http://schemas.microsoft.com/office/word/2026/wordml/cei" xmlns:w16cex="http://schemas.microsoft.com/office/word/2018/wordml/cex" xmlns:w16cid="http://schemas.microsoft.com/office/word/2016/wordml/cid" xmlns:w16="http://schemas.microsoft.com/office/word/2018/wordml" xmlns:w16du="http://schemas.microsoft.com/office/word/2023/wordml/word16du" xmlns:w16sdtdh="http://schemas.microsoft.com/office/word/2020/wordml/sdtdatahash" xmlns:w16sdtfl="http://schemas.microsoft.com/office/word/2024/wordml/sdtformatlock" xmlns:w16se="http://schemas.microsoft.com/office/word/2015/wordml/symex" xmlns:wpg="http://schemas.microsoft.com/office/word/2010/wordprocessingGroup" xmlns:wpi="http://schemas.microsoft.com/office/word/2010/wordprocessingInk" xmlns:wne="http://schemas.microsoft.com/office/word/2006/wordml" xmlns:wps="http://schemas.microsoft.com/office/word/2010/wordprocessingShape" mc:Ignorable="w14 w15 w16se w16cid w16 w16cex w16sdtdh w16sdtfl w16du wp14">
   <w:p>
     <w:pPr>
       <w:spacing w:after="0" w:line="240" w:lineRule="auto"/>
@@ -2405,7 +2369,7 @@
 </file>
 
 <file path=word/numbering.xml><?xml version="1.0" encoding="utf-8"?>
-<w:numbering xmlns:wpc="http://schemas.microsoft.com/office/word/2010/wordprocessingCanvas" xmlns:cx="http://schemas.microsoft.com/office/drawing/2014/chartex" xmlns:cx1="http://schemas.microsoft.com/office/drawing/2015/9/8/chartex" xmlns:cx2="http://schemas.microsoft.com/office/drawing/2015/10/21/chartex" xmlns:cx3="http://schemas.microsoft.com/office/drawing/2016/5/9/chartex" xmlns:cx4="http://schemas.microsoft.com/office/drawing/2016/5/10/chartex" xmlns:cx5="http://schemas.microsoft.com/office/drawing/2016/5/11/chartex" xmlns:cx6="http://schemas.microsoft.com/office/drawing/2016/5/12/chartex" xmlns:cx7="http://schemas.microsoft.com/office/drawing/2016/5/13/chartex" xmlns:cx8="http://schemas.microsoft.com/office/drawing/2016/5/14/chartex" xmlns:mc="http://schemas.openxmlformats.org/markup-compatibility/2006" xmlns:aink="http://schemas.microsoft.com/office/drawing/2016/ink" xmlns:am3d="http://schemas.microsoft.com/office/drawing/2017/model3d" xmlns:o="urn:schemas-microsoft-com:office:office" xmlns:oel="http://schemas.microsoft.com/office/2019/extlst" xmlns:r="http://schemas.openxmlformats.org/officeDocument/2006/relationships" xmlns:m="http://schemas.openxmlformats.org/officeDocument/2006/math" xmlns:v="urn:schemas-microsoft-com:vml" xmlns:wp14="http://schemas.microsoft.com/office/word/2010/wordprocessingDrawing" xmlns:wp="http://schemas.openxmlformats.org/drawingml/2006/wordprocessingDrawing" xmlns:w10="urn:schemas-microsoft-com:office:word" xmlns:w="http://schemas.openxmlformats.org/wordprocessingml/2006/main" xmlns:w14="http://schemas.microsoft.com/office/word/2010/wordml" xmlns:w15="http://schemas.microsoft.com/office/word/2012/wordml" xmlns:w16cex="http://schemas.microsoft.com/office/word/2018/wordml/cex" xmlns:w16cid="http://schemas.microsoft.com/office/word/2016/wordml/cid" xmlns:w16="http://schemas.microsoft.com/office/word/2018/wordml" xmlns:w16du="http://schemas.microsoft.com/office/word/2023/wordml/word16du" xmlns:w16sdtdh="http://schemas.microsoft.com/office/word/2020/wordml/sdtdatahash" xmlns:w16sdtfl="http://schemas.microsoft.com/office/word/2024/wordml/sdtformatlock" xmlns:w16se="http://schemas.microsoft.com/office/word/2015/wordml/symex" xmlns:wpg="http://schemas.microsoft.com/office/word/2010/wordprocessingGroup" xmlns:wpi="http://schemas.microsoft.com/office/word/2010/wordprocessingInk" xmlns:wne="http://schemas.microsoft.com/office/word/2006/wordml" xmlns:wps="http://schemas.microsoft.com/office/word/2010/wordprocessingShape" mc:Ignorable="w14 w15 w16se w16cid w16 w16cex w16sdtdh w16sdtfl w16du wp14">
+<w:numbering xmlns:wpc="http://schemas.microsoft.com/office/word/2010/wordprocessingCanvas" xmlns:cx="http://schemas.microsoft.com/office/drawing/2014/chartex" xmlns:cx1="http://schemas.microsoft.com/office/drawing/2015/9/8/chartex" xmlns:cx2="http://schemas.microsoft.com/office/drawing/2015/10/21/chartex" xmlns:cx3="http://schemas.microsoft.com/office/drawing/2016/5/9/chartex" xmlns:cx4="http://schemas.microsoft.com/office/drawing/2016/5/10/chartex" xmlns:cx5="http://schemas.microsoft.com/office/drawing/2016/5/11/chartex" xmlns:cx6="http://schemas.microsoft.com/office/drawing/2016/5/12/chartex" xmlns:cx7="http://schemas.microsoft.com/office/drawing/2016/5/13/chartex" xmlns:cx8="http://schemas.microsoft.com/office/drawing/2016/5/14/chartex" xmlns:mc="http://schemas.openxmlformats.org/markup-compatibility/2006" xmlns:aink="http://schemas.microsoft.com/office/drawing/2016/ink" xmlns:am3d="http://schemas.microsoft.com/office/drawing/2017/model3d" xmlns:o="urn:schemas-microsoft-com:office:office" xmlns:oel="http://schemas.microsoft.com/office/2019/extlst" xmlns:r="http://schemas.openxmlformats.org/officeDocument/2006/relationships" xmlns:m="http://schemas.openxmlformats.org/officeDocument/2006/math" xmlns:v="urn:schemas-microsoft-com:vml" xmlns:wp14="http://schemas.microsoft.com/office/word/2010/wordprocessingDrawing" xmlns:wp="http://schemas.openxmlformats.org/drawingml/2006/wordprocessingDrawing" xmlns:w10="urn:schemas-microsoft-com:office:word" xmlns:w="http://schemas.openxmlformats.org/wordprocessingml/2006/main" xmlns:w14="http://schemas.microsoft.com/office/word/2010/wordml" xmlns:w15="http://schemas.microsoft.com/office/word/2012/wordml" xmlns:w16cei="http://schemas.microsoft.com/office/word/2026/wordml/cei" xmlns:w16cex="http://schemas.microsoft.com/office/word/2018/wordml/cex" xmlns:w16cid="http://schemas.microsoft.com/office/word/2016/wordml/cid" xmlns:w16="http://schemas.microsoft.com/office/word/2018/wordml" xmlns:w16du="http://schemas.microsoft.com/office/word/2023/wordml/word16du" xmlns:w16sdtdh="http://schemas.microsoft.com/office/word/2020/wordml/sdtdatahash" xmlns:w16sdtfl="http://schemas.microsoft.com/office/word/2024/wordml/sdtformatlock" xmlns:w16se="http://schemas.microsoft.com/office/word/2015/wordml/symex" xmlns:wpg="http://schemas.microsoft.com/office/word/2010/wordprocessingGroup" xmlns:wpi="http://schemas.microsoft.com/office/word/2010/wordprocessingInk" xmlns:wne="http://schemas.microsoft.com/office/word/2006/wordml" xmlns:wps="http://schemas.microsoft.com/office/word/2010/wordprocessingShape" mc:Ignorable="w14 w15 w16se w16cid w16 w16cex w16sdtdh w16sdtfl w16du wp14">
   <w:numPicBullet w:numPicBulletId="0">
     <w:pict>
       <v:rect id="_x0000_i1025" style="width:0;height:1.5pt" o:hralign="center" o:bullet="t" o:hrstd="t" o:hr="t" fillcolor="#a0a0a0" stroked="f"/>
